--- a/Cositas del Lenguaje C.docx
+++ b/Cositas del Lenguaje C.docx
@@ -1556,9 +1556,504 @@
       </w:r>
     </w:p>
     <w:p>
+      <w:pPr>
+        <w:spacing w:before="100" w:beforeAutospacing="1" w:after="100" w:afterAutospacing="1" w:line="240" w:lineRule="auto"/>
+        <w:rPr>
+          <w:rFonts w:ascii="Times New Roman" w:eastAsia="Times New Roman" w:hAnsi="Times New Roman" w:cs="Times New Roman"/>
+          <w:sz w:val="24"/>
+          <w:szCs w:val="24"/>
+          <w:lang w:eastAsia="es-ES"/>
+        </w:rPr>
+      </w:pPr>
+    </w:p>
+    <w:p>
+      <w:pPr>
+        <w:spacing w:before="100" w:beforeAutospacing="1" w:after="100" w:afterAutospacing="1" w:line="240" w:lineRule="auto"/>
+        <w:rPr>
+          <w:rFonts w:ascii="Times New Roman" w:eastAsia="Times New Roman" w:hAnsi="Times New Roman" w:cs="Times New Roman"/>
+          <w:sz w:val="24"/>
+          <w:szCs w:val="24"/>
+          <w:lang w:eastAsia="es-ES"/>
+        </w:rPr>
+      </w:pPr>
+      <w:r>
+        <w:rPr>
+          <w:rFonts w:ascii="Times New Roman" w:eastAsia="Times New Roman" w:hAnsi="Times New Roman" w:cs="Times New Roman"/>
+          <w:sz w:val="24"/>
+          <w:szCs w:val="24"/>
+          <w:lang w:eastAsia="es-ES"/>
+        </w:rPr>
+        <w:t xml:space="preserve">En este contexto, el símbolo `|` representa el operador de **OR bit a bit** (operador OR lógico) en C. Este operador compara los bits de dos </w:t>
+      </w:r>
+      <w:proofErr w:type="spellStart"/>
+      <w:r>
+        <w:rPr>
+          <w:rFonts w:ascii="Times New Roman" w:eastAsia="Times New Roman" w:hAnsi="Times New Roman" w:cs="Times New Roman"/>
+          <w:sz w:val="24"/>
+          <w:szCs w:val="24"/>
+          <w:lang w:eastAsia="es-ES"/>
+        </w:rPr>
+        <w:t>operandos</w:t>
+      </w:r>
+      <w:proofErr w:type="spellEnd"/>
+      <w:r>
+        <w:rPr>
+          <w:rFonts w:ascii="Times New Roman" w:eastAsia="Times New Roman" w:hAnsi="Times New Roman" w:cs="Times New Roman"/>
+          <w:sz w:val="24"/>
+          <w:szCs w:val="24"/>
+          <w:lang w:eastAsia="es-ES"/>
+        </w:rPr>
+        <w:t xml:space="preserve"> y devuelve un resultado donde cada bit es 1 si al menos uno de los bits correspondientes en los </w:t>
+      </w:r>
+      <w:proofErr w:type="spellStart"/>
+      <w:r>
+        <w:rPr>
+          <w:rFonts w:ascii="Times New Roman" w:eastAsia="Times New Roman" w:hAnsi="Times New Roman" w:cs="Times New Roman"/>
+          <w:sz w:val="24"/>
+          <w:szCs w:val="24"/>
+          <w:lang w:eastAsia="es-ES"/>
+        </w:rPr>
+        <w:t>operandos</w:t>
+      </w:r>
+      <w:proofErr w:type="spellEnd"/>
+      <w:r>
+        <w:rPr>
+          <w:rFonts w:ascii="Times New Roman" w:eastAsia="Times New Roman" w:hAnsi="Times New Roman" w:cs="Times New Roman"/>
+          <w:sz w:val="24"/>
+          <w:szCs w:val="24"/>
+          <w:lang w:eastAsia="es-ES"/>
+        </w:rPr>
+        <w:t xml:space="preserve"> es 1, y 0 si ambos son 0.</w:t>
+      </w:r>
+    </w:p>
+    <w:p>
+      <w:pPr>
+        <w:spacing w:before="100" w:beforeAutospacing="1" w:after="100" w:afterAutospacing="1" w:line="240" w:lineRule="auto"/>
+        <w:rPr>
+          <w:rFonts w:ascii="Times New Roman" w:eastAsia="Times New Roman" w:hAnsi="Times New Roman" w:cs="Times New Roman"/>
+          <w:sz w:val="24"/>
+          <w:szCs w:val="24"/>
+          <w:lang w:eastAsia="es-ES"/>
+        </w:rPr>
+      </w:pPr>
+    </w:p>
+    <w:p>
+      <w:pPr>
+        <w:spacing w:before="100" w:beforeAutospacing="1" w:after="100" w:afterAutospacing="1" w:line="240" w:lineRule="auto"/>
+        <w:rPr>
+          <w:rFonts w:ascii="Times New Roman" w:eastAsia="Times New Roman" w:hAnsi="Times New Roman" w:cs="Times New Roman"/>
+          <w:sz w:val="24"/>
+          <w:szCs w:val="24"/>
+          <w:lang w:eastAsia="es-ES"/>
+        </w:rPr>
+      </w:pPr>
+      <w:r>
+        <w:rPr>
+          <w:rFonts w:ascii="Times New Roman" w:eastAsia="Times New Roman" w:hAnsi="Times New Roman" w:cs="Times New Roman"/>
+          <w:sz w:val="24"/>
+          <w:szCs w:val="24"/>
+          <w:lang w:eastAsia="es-ES"/>
+        </w:rPr>
+        <w:t xml:space="preserve">En la expresión </w:t>
+      </w:r>
+      <w:proofErr w:type="gramStart"/>
+      <w:r>
+        <w:rPr>
+          <w:rFonts w:ascii="Times New Roman" w:eastAsia="Times New Roman" w:hAnsi="Times New Roman" w:cs="Times New Roman"/>
+          <w:sz w:val="24"/>
+          <w:szCs w:val="24"/>
+          <w:lang w:eastAsia="es-ES"/>
+        </w:rPr>
+        <w:t>`(</w:t>
+      </w:r>
+      <w:proofErr w:type="gramEnd"/>
+      <w:r>
+        <w:rPr>
+          <w:rFonts w:ascii="Times New Roman" w:eastAsia="Times New Roman" w:hAnsi="Times New Roman" w:cs="Times New Roman"/>
+          <w:sz w:val="24"/>
+          <w:szCs w:val="24"/>
+          <w:lang w:eastAsia="es-ES"/>
+        </w:rPr>
+        <w:t>gray &lt;&lt; 16) | (gray &lt;&lt; 8) | gray`, se está utilizando para combinar los valores de `gray` desplazados a diferentes posiciones de bits:</w:t>
+      </w:r>
+    </w:p>
+    <w:p>
+      <w:pPr>
+        <w:spacing w:before="100" w:beforeAutospacing="1" w:after="100" w:afterAutospacing="1" w:line="240" w:lineRule="auto"/>
+        <w:rPr>
+          <w:rFonts w:ascii="Times New Roman" w:eastAsia="Times New Roman" w:hAnsi="Times New Roman" w:cs="Times New Roman"/>
+          <w:sz w:val="24"/>
+          <w:szCs w:val="24"/>
+          <w:lang w:eastAsia="es-ES"/>
+        </w:rPr>
+      </w:pPr>
+    </w:p>
+    <w:p>
+      <w:pPr>
+        <w:spacing w:before="100" w:beforeAutospacing="1" w:after="100" w:afterAutospacing="1" w:line="240" w:lineRule="auto"/>
+        <w:rPr>
+          <w:rFonts w:ascii="Times New Roman" w:eastAsia="Times New Roman" w:hAnsi="Times New Roman" w:cs="Times New Roman"/>
+          <w:sz w:val="24"/>
+          <w:szCs w:val="24"/>
+          <w:lang w:eastAsia="es-ES"/>
+        </w:rPr>
+      </w:pPr>
+      <w:r>
+        <w:rPr>
+          <w:rFonts w:ascii="Times New Roman" w:eastAsia="Times New Roman" w:hAnsi="Times New Roman" w:cs="Times New Roman"/>
+          <w:sz w:val="24"/>
+          <w:szCs w:val="24"/>
+          <w:lang w:eastAsia="es-ES"/>
+        </w:rPr>
+        <w:t>- `gray &lt;&lt; 16` desplaza los bits de `gray` 16 posiciones a la izquierda, dejando los 16 bits más significativos ocupados y los 16 menos significativos en 0.</w:t>
+      </w:r>
+    </w:p>
+    <w:p>
+      <w:pPr>
+        <w:spacing w:before="100" w:beforeAutospacing="1" w:after="100" w:afterAutospacing="1" w:line="240" w:lineRule="auto"/>
+        <w:rPr>
+          <w:rFonts w:ascii="Times New Roman" w:eastAsia="Times New Roman" w:hAnsi="Times New Roman" w:cs="Times New Roman"/>
+          <w:sz w:val="24"/>
+          <w:szCs w:val="24"/>
+          <w:lang w:eastAsia="es-ES"/>
+        </w:rPr>
+      </w:pPr>
+      <w:r>
+        <w:rPr>
+          <w:rFonts w:ascii="Times New Roman" w:eastAsia="Times New Roman" w:hAnsi="Times New Roman" w:cs="Times New Roman"/>
+          <w:sz w:val="24"/>
+          <w:szCs w:val="24"/>
+          <w:lang w:eastAsia="es-ES"/>
+        </w:rPr>
+        <w:t>- `gray &lt;&lt; 8` desplaza los bits de `gray` 8 posiciones a la izquierda, dejando los 8 bits más significativos ocupados y los 24 menos significativos en 0.</w:t>
+      </w:r>
+    </w:p>
+    <w:p>
+      <w:pPr>
+        <w:spacing w:before="100" w:beforeAutospacing="1" w:after="100" w:afterAutospacing="1" w:line="240" w:lineRule="auto"/>
+        <w:rPr>
+          <w:rFonts w:ascii="Times New Roman" w:eastAsia="Times New Roman" w:hAnsi="Times New Roman" w:cs="Times New Roman"/>
+          <w:sz w:val="24"/>
+          <w:szCs w:val="24"/>
+          <w:lang w:eastAsia="es-ES"/>
+        </w:rPr>
+      </w:pPr>
+      <w:r>
+        <w:rPr>
+          <w:rFonts w:ascii="Times New Roman" w:eastAsia="Times New Roman" w:hAnsi="Times New Roman" w:cs="Times New Roman"/>
+          <w:sz w:val="24"/>
+          <w:szCs w:val="24"/>
+          <w:lang w:eastAsia="es-ES"/>
+        </w:rPr>
+        <w:t>- `gray` mantiene su valor original en los 8 bits menos significativos.</w:t>
+      </w:r>
+    </w:p>
+    <w:p>
+      <w:pPr>
+        <w:spacing w:before="100" w:beforeAutospacing="1" w:after="100" w:afterAutospacing="1" w:line="240" w:lineRule="auto"/>
+        <w:rPr>
+          <w:rFonts w:ascii="Times New Roman" w:eastAsia="Times New Roman" w:hAnsi="Times New Roman" w:cs="Times New Roman"/>
+          <w:sz w:val="24"/>
+          <w:szCs w:val="24"/>
+          <w:lang w:eastAsia="es-ES"/>
+        </w:rPr>
+      </w:pPr>
+    </w:p>
+    <w:p>
+      <w:pPr>
+        <w:spacing w:before="100" w:beforeAutospacing="1" w:after="100" w:afterAutospacing="1" w:line="240" w:lineRule="auto"/>
+        <w:rPr>
+          <w:rFonts w:ascii="Times New Roman" w:eastAsia="Times New Roman" w:hAnsi="Times New Roman" w:cs="Times New Roman"/>
+          <w:sz w:val="24"/>
+          <w:szCs w:val="24"/>
+          <w:lang w:eastAsia="es-ES"/>
+        </w:rPr>
+      </w:pPr>
+      <w:r>
+        <w:rPr>
+          <w:rFonts w:ascii="Times New Roman" w:eastAsia="Times New Roman" w:hAnsi="Times New Roman" w:cs="Times New Roman"/>
+          <w:sz w:val="24"/>
+          <w:szCs w:val="24"/>
+          <w:lang w:eastAsia="es-ES"/>
+        </w:rPr>
+        <w:t>El operador `|` combina estos valores bit a bit, creando un número de 32 bits donde:</w:t>
+      </w:r>
+    </w:p>
+    <w:p>
+      <w:pPr>
+        <w:spacing w:before="100" w:beforeAutospacing="1" w:after="100" w:afterAutospacing="1" w:line="240" w:lineRule="auto"/>
+        <w:rPr>
+          <w:rFonts w:ascii="Times New Roman" w:eastAsia="Times New Roman" w:hAnsi="Times New Roman" w:cs="Times New Roman"/>
+          <w:sz w:val="24"/>
+          <w:szCs w:val="24"/>
+          <w:lang w:eastAsia="es-ES"/>
+        </w:rPr>
+      </w:pPr>
+      <w:r>
+        <w:rPr>
+          <w:rFonts w:ascii="Times New Roman" w:eastAsia="Times New Roman" w:hAnsi="Times New Roman" w:cs="Times New Roman"/>
+          <w:sz w:val="24"/>
+          <w:szCs w:val="24"/>
+          <w:lang w:eastAsia="es-ES"/>
+        </w:rPr>
+        <w:t>- Los 8 bits menos significativos provienen de `gray`.</w:t>
+      </w:r>
+    </w:p>
+    <w:p>
+      <w:pPr>
+        <w:spacing w:before="100" w:beforeAutospacing="1" w:after="100" w:afterAutospacing="1" w:line="240" w:lineRule="auto"/>
+        <w:rPr>
+          <w:rFonts w:ascii="Times New Roman" w:eastAsia="Times New Roman" w:hAnsi="Times New Roman" w:cs="Times New Roman"/>
+          <w:sz w:val="24"/>
+          <w:szCs w:val="24"/>
+          <w:lang w:eastAsia="es-ES"/>
+        </w:rPr>
+      </w:pPr>
+      <w:r>
+        <w:rPr>
+          <w:rFonts w:ascii="Times New Roman" w:eastAsia="Times New Roman" w:hAnsi="Times New Roman" w:cs="Times New Roman"/>
+          <w:sz w:val="24"/>
+          <w:szCs w:val="24"/>
+          <w:lang w:eastAsia="es-ES"/>
+        </w:rPr>
+        <w:t>- Los siguientes 8 bits (del 9 al 16) provienen de `gray &lt;&lt; 8`.</w:t>
+      </w:r>
+    </w:p>
+    <w:p>
+      <w:pPr>
+        <w:spacing w:before="100" w:beforeAutospacing="1" w:after="100" w:afterAutospacing="1" w:line="240" w:lineRule="auto"/>
+        <w:rPr>
+          <w:rFonts w:ascii="Times New Roman" w:eastAsia="Times New Roman" w:hAnsi="Times New Roman" w:cs="Times New Roman"/>
+          <w:sz w:val="24"/>
+          <w:szCs w:val="24"/>
+          <w:lang w:eastAsia="es-ES"/>
+        </w:rPr>
+      </w:pPr>
+      <w:r>
+        <w:rPr>
+          <w:rFonts w:ascii="Times New Roman" w:eastAsia="Times New Roman" w:hAnsi="Times New Roman" w:cs="Times New Roman"/>
+          <w:sz w:val="24"/>
+          <w:szCs w:val="24"/>
+          <w:lang w:eastAsia="es-ES"/>
+        </w:rPr>
+        <w:t>- Los siguientes 8 bits (del 17 al 24) provienen de `gray &lt;&lt; 16`.</w:t>
+      </w:r>
+    </w:p>
+    <w:p>
+      <w:pPr>
+        <w:spacing w:before="100" w:beforeAutospacing="1" w:after="100" w:afterAutospacing="1" w:line="240" w:lineRule="auto"/>
+        <w:rPr>
+          <w:rFonts w:ascii="Times New Roman" w:eastAsia="Times New Roman" w:hAnsi="Times New Roman" w:cs="Times New Roman"/>
+          <w:sz w:val="24"/>
+          <w:szCs w:val="24"/>
+          <w:lang w:eastAsia="es-ES"/>
+        </w:rPr>
+      </w:pPr>
+    </w:p>
+    <w:p>
+      <w:pPr>
+        <w:spacing w:before="100" w:beforeAutospacing="1" w:after="100" w:afterAutospacing="1" w:line="240" w:lineRule="auto"/>
+        <w:rPr>
+          <w:rFonts w:ascii="Times New Roman" w:eastAsia="Times New Roman" w:hAnsi="Times New Roman" w:cs="Times New Roman"/>
+          <w:sz w:val="24"/>
+          <w:szCs w:val="24"/>
+          <w:lang w:eastAsia="es-ES"/>
+        </w:rPr>
+      </w:pPr>
+      <w:r>
+        <w:rPr>
+          <w:rFonts w:ascii="Times New Roman" w:eastAsia="Times New Roman" w:hAnsi="Times New Roman" w:cs="Times New Roman"/>
+          <w:sz w:val="24"/>
+          <w:szCs w:val="24"/>
+          <w:lang w:eastAsia="es-ES"/>
+        </w:rPr>
+        <w:t>Esto se usa comúnmente para construir un valor de color RGB o un píxel en formato de 32 bits, donde cada componente (rojo, verde, azul) se alinea en diferentes octetos. En este caso, parece que se está generando un color gris uniforme (donde rojo = verde = azul = `gray`) para asignarlo a un píxel en la imagen.</w:t>
+      </w:r>
+    </w:p>
+    <w:p>
+      <w:pPr>
+        <w:spacing w:before="100" w:beforeAutospacing="1" w:after="100" w:afterAutospacing="1" w:line="240" w:lineRule="auto"/>
+        <w:rPr>
+          <w:rFonts w:ascii="Times New Roman" w:eastAsia="Times New Roman" w:hAnsi="Times New Roman" w:cs="Times New Roman"/>
+          <w:sz w:val="24"/>
+          <w:szCs w:val="24"/>
+          <w:lang w:eastAsia="es-ES"/>
+        </w:rPr>
+      </w:pPr>
+    </w:p>
+    <w:p>
+      <w:pPr>
+        <w:numPr>
+          <w:ilvl w:val="0"/>
+          <w:numId w:val="5"/>
+        </w:numPr>
+        <w:spacing w:before="100" w:beforeAutospacing="1" w:after="100" w:afterAutospacing="1" w:line="240" w:lineRule="auto"/>
+        <w:rPr>
+          <w:rFonts w:ascii="Times New Roman" w:eastAsia="Times New Roman" w:hAnsi="Times New Roman" w:cs="Times New Roman"/>
+          <w:sz w:val="24"/>
+          <w:szCs w:val="24"/>
+          <w:lang w:eastAsia="es-ES"/>
+        </w:rPr>
+      </w:pPr>
+      <w:r>
+        <w:rPr>
+          <w:rFonts w:ascii="Times New Roman" w:eastAsia="Times New Roman" w:hAnsi="Times New Roman" w:cs="Times New Roman"/>
+          <w:sz w:val="24"/>
+          <w:szCs w:val="24"/>
+          <w:lang w:eastAsia="es-ES"/>
+        </w:rPr>
+        <w:t>Resumen de | y mayor que doble</w:t>
+      </w:r>
+    </w:p>
+    <w:p>
+      <w:pPr>
+        <w:spacing w:before="100" w:beforeAutospacing="1" w:after="100" w:afterAutospacing="1" w:line="240" w:lineRule="auto"/>
+        <w:ind w:left="720"/>
+        <w:rPr>
+          <w:rFonts w:ascii="Times New Roman" w:eastAsia="Times New Roman" w:hAnsi="Times New Roman" w:cs="Times New Roman"/>
+          <w:sz w:val="24"/>
+          <w:szCs w:val="24"/>
+          <w:lang w:eastAsia="es-ES"/>
+        </w:rPr>
+      </w:pPr>
       <w:bookmarkStart w:id="0" w:name="_GoBack"/>
       <w:bookmarkEnd w:id="0"/>
-    </w:p>
+      <w:r>
+        <w:rPr>
+          <w:rFonts w:ascii="Times New Roman" w:eastAsia="Times New Roman" w:hAnsi="Times New Roman" w:cs="Times New Roman"/>
+          <w:sz w:val="24"/>
+          <w:szCs w:val="24"/>
+          <w:lang w:eastAsia="es-ES"/>
+        </w:rPr>
+        <w:lastRenderedPageBreak/>
+        <w:t xml:space="preserve"> </w:t>
+      </w:r>
+      <w:r>
+        <w:rPr>
+          <w:rFonts w:ascii="Times New Roman" w:eastAsia="Times New Roman" w:hAnsi="Times New Roman" w:cs="Times New Roman"/>
+          <w:sz w:val="24"/>
+          <w:szCs w:val="24"/>
+          <w:lang w:eastAsia="es-ES"/>
+        </w:rPr>
+        <w:br/>
+      </w:r>
+      <w:proofErr w:type="gramStart"/>
+      <w:r>
+        <w:rPr>
+          <w:rFonts w:ascii="Times New Roman" w:eastAsia="Times New Roman" w:hAnsi="Times New Roman" w:cs="Times New Roman"/>
+          <w:sz w:val="24"/>
+          <w:szCs w:val="24"/>
+          <w:lang w:eastAsia="es-ES"/>
+        </w:rPr>
+        <w:t>gray</w:t>
+      </w:r>
+      <w:proofErr w:type="gramEnd"/>
+      <w:r>
+        <w:rPr>
+          <w:rFonts w:ascii="Times New Roman" w:eastAsia="Times New Roman" w:hAnsi="Times New Roman" w:cs="Times New Roman"/>
+          <w:sz w:val="24"/>
+          <w:szCs w:val="24"/>
+          <w:lang w:eastAsia="es-ES"/>
+        </w:rPr>
+        <w:t xml:space="preserve"> &lt;&lt; 16: Desplaza los bits de gray 16 posiciones a la izquierda, llenando los 16 bits menos significativos con ceros. Esto mueve el valor de gray a la parte alta de un entero de 32 bits.</w:t>
+      </w:r>
+    </w:p>
+    <w:p>
+      <w:pPr>
+        <w:numPr>
+          <w:ilvl w:val="0"/>
+          <w:numId w:val="5"/>
+        </w:numPr>
+        <w:spacing w:before="100" w:beforeAutospacing="1" w:after="100" w:afterAutospacing="1" w:line="240" w:lineRule="auto"/>
+        <w:rPr>
+          <w:rFonts w:ascii="Times New Roman" w:eastAsia="Times New Roman" w:hAnsi="Times New Roman" w:cs="Times New Roman"/>
+          <w:sz w:val="24"/>
+          <w:szCs w:val="24"/>
+          <w:lang w:eastAsia="es-ES"/>
+        </w:rPr>
+      </w:pPr>
+      <w:r>
+        <w:rPr>
+          <w:rFonts w:ascii="Times New Roman" w:eastAsia="Times New Roman" w:hAnsi="Times New Roman" w:cs="Times New Roman"/>
+          <w:sz w:val="24"/>
+          <w:szCs w:val="24"/>
+          <w:lang w:eastAsia="es-ES"/>
+        </w:rPr>
+        <w:t xml:space="preserve">: Es el operador de OR bit a bit, que combina bits de dos </w:t>
+      </w:r>
+      <w:proofErr w:type="spellStart"/>
+      <w:r>
+        <w:rPr>
+          <w:rFonts w:ascii="Times New Roman" w:eastAsia="Times New Roman" w:hAnsi="Times New Roman" w:cs="Times New Roman"/>
+          <w:sz w:val="24"/>
+          <w:szCs w:val="24"/>
+          <w:lang w:eastAsia="es-ES"/>
+        </w:rPr>
+        <w:t>operandos</w:t>
+      </w:r>
+      <w:proofErr w:type="spellEnd"/>
+      <w:r>
+        <w:rPr>
+          <w:rFonts w:ascii="Times New Roman" w:eastAsia="Times New Roman" w:hAnsi="Times New Roman" w:cs="Times New Roman"/>
+          <w:sz w:val="24"/>
+          <w:szCs w:val="24"/>
+          <w:lang w:eastAsia="es-ES"/>
+        </w:rPr>
+        <w:t>, estableciendo un bit a 1 si al menos uno de los bits comparados es 1.</w:t>
+      </w:r>
+    </w:p>
+    <w:p>
+      <w:pPr>
+        <w:spacing w:before="100" w:beforeAutospacing="1" w:after="100" w:afterAutospacing="1" w:line="240" w:lineRule="auto"/>
+        <w:rPr>
+          <w:rFonts w:ascii="Times New Roman" w:eastAsia="Times New Roman" w:hAnsi="Times New Roman" w:cs="Times New Roman"/>
+          <w:sz w:val="24"/>
+          <w:szCs w:val="24"/>
+          <w:lang w:eastAsia="es-ES"/>
+        </w:rPr>
+      </w:pPr>
+      <w:r>
+        <w:rPr>
+          <w:rFonts w:ascii="Times New Roman" w:eastAsia="Times New Roman" w:hAnsi="Times New Roman" w:cs="Times New Roman"/>
+          <w:sz w:val="24"/>
+          <w:szCs w:val="24"/>
+          <w:lang w:eastAsia="es-ES"/>
+        </w:rPr>
+        <w:t xml:space="preserve">En conjunto, (gray &lt;&lt; 16) </w:t>
+      </w:r>
+      <w:proofErr w:type="gramStart"/>
+      <w:r>
+        <w:rPr>
+          <w:rFonts w:ascii="Times New Roman" w:eastAsia="Times New Roman" w:hAnsi="Times New Roman" w:cs="Times New Roman"/>
+          <w:sz w:val="24"/>
+          <w:szCs w:val="24"/>
+          <w:lang w:eastAsia="es-ES"/>
+        </w:rPr>
+        <w:t>| ...</w:t>
+      </w:r>
+      <w:proofErr w:type="gramEnd"/>
+      <w:r>
+        <w:rPr>
+          <w:rFonts w:ascii="Times New Roman" w:eastAsia="Times New Roman" w:hAnsi="Times New Roman" w:cs="Times New Roman"/>
+          <w:sz w:val="24"/>
+          <w:szCs w:val="24"/>
+          <w:lang w:eastAsia="es-ES"/>
+        </w:rPr>
+        <w:t xml:space="preserve"> se usa para alinear y combinar valores de gray en diferentes posiciones de bits, típicamente para formar un color o píxel en formato de 32 bits.</w:t>
+      </w:r>
+    </w:p>
+    <w:p>
+      <w:pPr>
+        <w:spacing w:before="100" w:beforeAutospacing="1" w:after="100" w:afterAutospacing="1" w:line="240" w:lineRule="auto"/>
+        <w:rPr>
+          <w:rFonts w:ascii="Times New Roman" w:eastAsia="Times New Roman" w:hAnsi="Times New Roman" w:cs="Times New Roman"/>
+          <w:sz w:val="24"/>
+          <w:szCs w:val="24"/>
+          <w:lang w:eastAsia="es-ES"/>
+        </w:rPr>
+      </w:pPr>
+    </w:p>
+    <w:p/>
     <w:p/>
     <w:p/>
     <w:sectPr>
@@ -1574,6 +2069,155 @@
 <file path=word/numbering.xml><?xml version="1.0" encoding="utf-8"?>
 <w:numbering xmlns:wpc="http://schemas.microsoft.com/office/word/2010/wordprocessingCanvas" xmlns:mc="http://schemas.openxmlformats.org/markup-compatibility/2006" xmlns:o="urn:schemas-microsoft-com:office:office" xmlns:r="http://schemas.openxmlformats.org/officeDocument/2006/relationships" xmlns:m="http://schemas.openxmlformats.org/officeDocument/2006/math" xmlns:v="urn:schemas-microsoft-com:vml" xmlns:wp14="http://schemas.microsoft.com/office/word/2010/wordprocessingDrawing" xmlns:wp="http://schemas.openxmlformats.org/drawingml/2006/wordprocessingDrawing" xmlns:w10="urn:schemas-microsoft-com:office:word" xmlns:w="http://schemas.openxmlformats.org/wordprocessingml/2006/main" xmlns:w14="http://schemas.microsoft.com/office/word/2010/wordml" xmlns:w15="http://schemas.microsoft.com/office/word/2012/wordml" xmlns:wpg="http://schemas.microsoft.com/office/word/2010/wordprocessingGroup" xmlns:wpi="http://schemas.microsoft.com/office/word/2010/wordprocessingInk" xmlns:wne="http://schemas.microsoft.com/office/word/2006/wordml" xmlns:wps="http://schemas.microsoft.com/office/word/2010/wordprocessingShape" mc:Ignorable="w14 w15 wp14">
   <w:abstractNum w:abstractNumId="0" w15:restartNumberingAfterBreak="0">
+    <w:nsid w:val="013156B6"/>
+    <w:multiLevelType w:val="multilevel"/>
+    <w:tmpl w:val="960E1D1C"/>
+    <w:lvl w:ilvl="0">
+      <w:start w:val="1"/>
+      <w:numFmt w:val="bullet"/>
+      <w:lvlText w:val=""/>
+      <w:lvlJc w:val="left"/>
+      <w:pPr>
+        <w:tabs>
+          <w:tab w:val="num" w:pos="720"/>
+        </w:tabs>
+        <w:ind w:left="720" w:hanging="360"/>
+      </w:pPr>
+      <w:rPr>
+        <w:rFonts w:ascii="Symbol" w:hAnsi="Symbol" w:hint="default"/>
+        <w:sz w:val="20"/>
+      </w:rPr>
+    </w:lvl>
+    <w:lvl w:ilvl="1" w:tentative="1">
+      <w:start w:val="1"/>
+      <w:numFmt w:val="bullet"/>
+      <w:lvlText w:val="o"/>
+      <w:lvlJc w:val="left"/>
+      <w:pPr>
+        <w:tabs>
+          <w:tab w:val="num" w:pos="1440"/>
+        </w:tabs>
+        <w:ind w:left="1440" w:hanging="360"/>
+      </w:pPr>
+      <w:rPr>
+        <w:rFonts w:ascii="Courier New" w:hAnsi="Courier New" w:hint="default"/>
+        <w:sz w:val="20"/>
+      </w:rPr>
+    </w:lvl>
+    <w:lvl w:ilvl="2" w:tentative="1">
+      <w:start w:val="1"/>
+      <w:numFmt w:val="bullet"/>
+      <w:lvlText w:val=""/>
+      <w:lvlJc w:val="left"/>
+      <w:pPr>
+        <w:tabs>
+          <w:tab w:val="num" w:pos="2160"/>
+        </w:tabs>
+        <w:ind w:left="2160" w:hanging="360"/>
+      </w:pPr>
+      <w:rPr>
+        <w:rFonts w:ascii="Wingdings" w:hAnsi="Wingdings" w:hint="default"/>
+        <w:sz w:val="20"/>
+      </w:rPr>
+    </w:lvl>
+    <w:lvl w:ilvl="3" w:tentative="1">
+      <w:start w:val="1"/>
+      <w:numFmt w:val="bullet"/>
+      <w:lvlText w:val=""/>
+      <w:lvlJc w:val="left"/>
+      <w:pPr>
+        <w:tabs>
+          <w:tab w:val="num" w:pos="2880"/>
+        </w:tabs>
+        <w:ind w:left="2880" w:hanging="360"/>
+      </w:pPr>
+      <w:rPr>
+        <w:rFonts w:ascii="Wingdings" w:hAnsi="Wingdings" w:hint="default"/>
+        <w:sz w:val="20"/>
+      </w:rPr>
+    </w:lvl>
+    <w:lvl w:ilvl="4" w:tentative="1">
+      <w:start w:val="1"/>
+      <w:numFmt w:val="bullet"/>
+      <w:lvlText w:val=""/>
+      <w:lvlJc w:val="left"/>
+      <w:pPr>
+        <w:tabs>
+          <w:tab w:val="num" w:pos="3600"/>
+        </w:tabs>
+        <w:ind w:left="3600" w:hanging="360"/>
+      </w:pPr>
+      <w:rPr>
+        <w:rFonts w:ascii="Wingdings" w:hAnsi="Wingdings" w:hint="default"/>
+        <w:sz w:val="20"/>
+      </w:rPr>
+    </w:lvl>
+    <w:lvl w:ilvl="5" w:tentative="1">
+      <w:start w:val="1"/>
+      <w:numFmt w:val="bullet"/>
+      <w:lvlText w:val=""/>
+      <w:lvlJc w:val="left"/>
+      <w:pPr>
+        <w:tabs>
+          <w:tab w:val="num" w:pos="4320"/>
+        </w:tabs>
+        <w:ind w:left="4320" w:hanging="360"/>
+      </w:pPr>
+      <w:rPr>
+        <w:rFonts w:ascii="Wingdings" w:hAnsi="Wingdings" w:hint="default"/>
+        <w:sz w:val="20"/>
+      </w:rPr>
+    </w:lvl>
+    <w:lvl w:ilvl="6" w:tentative="1">
+      <w:start w:val="1"/>
+      <w:numFmt w:val="bullet"/>
+      <w:lvlText w:val=""/>
+      <w:lvlJc w:val="left"/>
+      <w:pPr>
+        <w:tabs>
+          <w:tab w:val="num" w:pos="5040"/>
+        </w:tabs>
+        <w:ind w:left="5040" w:hanging="360"/>
+      </w:pPr>
+      <w:rPr>
+        <w:rFonts w:ascii="Wingdings" w:hAnsi="Wingdings" w:hint="default"/>
+        <w:sz w:val="20"/>
+      </w:rPr>
+    </w:lvl>
+    <w:lvl w:ilvl="7" w:tentative="1">
+      <w:start w:val="1"/>
+      <w:numFmt w:val="bullet"/>
+      <w:lvlText w:val=""/>
+      <w:lvlJc w:val="left"/>
+      <w:pPr>
+        <w:tabs>
+          <w:tab w:val="num" w:pos="5760"/>
+        </w:tabs>
+        <w:ind w:left="5760" w:hanging="360"/>
+      </w:pPr>
+      <w:rPr>
+        <w:rFonts w:ascii="Wingdings" w:hAnsi="Wingdings" w:hint="default"/>
+        <w:sz w:val="20"/>
+      </w:rPr>
+    </w:lvl>
+    <w:lvl w:ilvl="8" w:tentative="1">
+      <w:start w:val="1"/>
+      <w:numFmt w:val="bullet"/>
+      <w:lvlText w:val=""/>
+      <w:lvlJc w:val="left"/>
+      <w:pPr>
+        <w:tabs>
+          <w:tab w:val="num" w:pos="6480"/>
+        </w:tabs>
+        <w:ind w:left="6480" w:hanging="360"/>
+      </w:pPr>
+      <w:rPr>
+        <w:rFonts w:ascii="Wingdings" w:hAnsi="Wingdings" w:hint="default"/>
+        <w:sz w:val="20"/>
+      </w:rPr>
+    </w:lvl>
+  </w:abstractNum>
+  <w:abstractNum w:abstractNumId="1" w15:restartNumberingAfterBreak="0">
     <w:nsid w:val="053A38AB"/>
     <w:multiLevelType w:val="multilevel"/>
     <w:tmpl w:val="7CC636E0"/>
@@ -1722,7 +2366,7 @@
       </w:rPr>
     </w:lvl>
   </w:abstractNum>
-  <w:abstractNum w:abstractNumId="1" w15:restartNumberingAfterBreak="0">
+  <w:abstractNum w:abstractNumId="2" w15:restartNumberingAfterBreak="0">
     <w:nsid w:val="1B8C09E5"/>
     <w:multiLevelType w:val="multilevel"/>
     <w:tmpl w:val="6D223FA4"/>
@@ -1871,7 +2515,7 @@
       </w:rPr>
     </w:lvl>
   </w:abstractNum>
-  <w:abstractNum w:abstractNumId="2" w15:restartNumberingAfterBreak="0">
+  <w:abstractNum w:abstractNumId="3" w15:restartNumberingAfterBreak="0">
     <w:nsid w:val="34026922"/>
     <w:multiLevelType w:val="multilevel"/>
     <w:tmpl w:val="0A56F46A"/>
@@ -2020,7 +2664,7 @@
       </w:rPr>
     </w:lvl>
   </w:abstractNum>
-  <w:abstractNum w:abstractNumId="3" w15:restartNumberingAfterBreak="0">
+  <w:abstractNum w:abstractNumId="4" w15:restartNumberingAfterBreak="0">
     <w:nsid w:val="55C125CF"/>
     <w:multiLevelType w:val="multilevel"/>
     <w:tmpl w:val="409AB0AC"/>
@@ -2170,16 +2814,19 @@
     </w:lvl>
   </w:abstractNum>
   <w:num w:numId="1">
+    <w:abstractNumId w:val="2"/>
+  </w:num>
+  <w:num w:numId="2">
     <w:abstractNumId w:val="1"/>
   </w:num>
-  <w:num w:numId="2">
-    <w:abstractNumId w:val="0"/>
+  <w:num w:numId="3">
+    <w:abstractNumId w:val="4"/>
   </w:num>
-  <w:num w:numId="3">
+  <w:num w:numId="4">
     <w:abstractNumId w:val="3"/>
   </w:num>
-  <w:num w:numId="4">
-    <w:abstractNumId w:val="2"/>
+  <w:num w:numId="5">
+    <w:abstractNumId w:val="0"/>
   </w:num>
 </w:numbering>
 </file>

--- a/Cositas del Lenguaje C.docx
+++ b/Cositas del Lenguaje C.docx
@@ -1916,8 +1916,6 @@
           <w:lang w:eastAsia="es-ES"/>
         </w:rPr>
       </w:pPr>
-      <w:bookmarkStart w:id="0" w:name="_GoBack"/>
-      <w:bookmarkEnd w:id="0"/>
       <w:r>
         <w:rPr>
           <w:rFonts w:ascii="Times New Roman" w:eastAsia="Times New Roman" w:hAnsi="Times New Roman" w:cs="Times New Roman"/>
@@ -2041,6 +2039,2454 @@
         </w:rPr>
         <w:t xml:space="preserve"> se usa para alinear y combinar valores de gray en diferentes posiciones de bits, típicamente para formar un color o píxel en formato de 32 bits.</w:t>
       </w:r>
+    </w:p>
+    <w:p>
+      <w:pPr>
+        <w:spacing w:before="100" w:beforeAutospacing="1" w:after="100" w:afterAutospacing="1" w:line="240" w:lineRule="auto"/>
+        <w:rPr>
+          <w:rFonts w:ascii="Times New Roman" w:eastAsia="Times New Roman" w:hAnsi="Times New Roman" w:cs="Times New Roman"/>
+          <w:sz w:val="24"/>
+          <w:szCs w:val="24"/>
+          <w:lang w:eastAsia="es-ES"/>
+        </w:rPr>
+      </w:pPr>
+    </w:p>
+    <w:p>
+      <w:pPr>
+        <w:spacing w:before="100" w:beforeAutospacing="1" w:after="100" w:afterAutospacing="1" w:line="240" w:lineRule="auto"/>
+        <w:rPr>
+          <w:rFonts w:ascii="Times New Roman" w:eastAsia="Times New Roman" w:hAnsi="Times New Roman" w:cs="Times New Roman"/>
+          <w:sz w:val="24"/>
+          <w:szCs w:val="24"/>
+          <w:lang w:eastAsia="es-ES"/>
+        </w:rPr>
+      </w:pPr>
+      <w:r>
+        <w:rPr>
+          <w:rFonts w:ascii="Times New Roman" w:eastAsia="Times New Roman" w:hAnsi="Symbol" w:cs="Times New Roman"/>
+          <w:sz w:val="24"/>
+          <w:szCs w:val="24"/>
+          <w:lang w:eastAsia="es-ES"/>
+        </w:rPr>
+        <w:t></w:t>
+      </w:r>
+      <w:r>
+        <w:rPr>
+          <w:rFonts w:ascii="Times New Roman" w:eastAsia="Times New Roman" w:hAnsi="Times New Roman" w:cs="Times New Roman"/>
+          <w:sz w:val="24"/>
+          <w:szCs w:val="24"/>
+          <w:lang w:eastAsia="es-ES"/>
+        </w:rPr>
+        <w:t xml:space="preserve">  </w:t>
+      </w:r>
+      <w:proofErr w:type="spellStart"/>
+      <w:proofErr w:type="gramStart"/>
+      <w:r>
+        <w:rPr>
+          <w:rFonts w:ascii="Times New Roman" w:eastAsia="Times New Roman" w:hAnsi="Times New Roman" w:cs="Times New Roman"/>
+          <w:sz w:val="24"/>
+          <w:szCs w:val="24"/>
+          <w:lang w:eastAsia="es-ES"/>
+        </w:rPr>
+        <w:t>strcpy</w:t>
+      </w:r>
+      <w:proofErr w:type="spellEnd"/>
+      <w:proofErr w:type="gramEnd"/>
+    </w:p>
+    <w:p>
+      <w:pPr>
+        <w:spacing w:before="100" w:beforeAutospacing="1" w:after="100" w:afterAutospacing="1" w:line="240" w:lineRule="auto"/>
+        <w:rPr>
+          <w:rFonts w:ascii="Times New Roman" w:eastAsia="Times New Roman" w:hAnsi="Times New Roman" w:cs="Times New Roman"/>
+          <w:sz w:val="24"/>
+          <w:szCs w:val="24"/>
+          <w:lang w:eastAsia="es-ES"/>
+        </w:rPr>
+      </w:pPr>
+      <w:proofErr w:type="spellStart"/>
+      <w:proofErr w:type="gramStart"/>
+      <w:r>
+        <w:rPr>
+          <w:rFonts w:ascii="Times New Roman" w:eastAsia="Times New Roman" w:hAnsi="Times New Roman" w:cs="Times New Roman"/>
+          <w:sz w:val="24"/>
+          <w:szCs w:val="24"/>
+          <w:lang w:eastAsia="es-ES"/>
+        </w:rPr>
+        <w:t>strcpy</w:t>
+      </w:r>
+      <w:proofErr w:type="spellEnd"/>
+      <w:proofErr w:type="gramEnd"/>
+      <w:r>
+        <w:rPr>
+          <w:rFonts w:ascii="Times New Roman" w:eastAsia="Times New Roman" w:hAnsi="Times New Roman" w:cs="Times New Roman"/>
+          <w:sz w:val="24"/>
+          <w:szCs w:val="24"/>
+          <w:lang w:eastAsia="es-ES"/>
+        </w:rPr>
+        <w:t>(/*</w:t>
+      </w:r>
+      <w:proofErr w:type="spellStart"/>
+      <w:r>
+        <w:rPr>
+          <w:rFonts w:ascii="Times New Roman" w:eastAsia="Times New Roman" w:hAnsi="Times New Roman" w:cs="Times New Roman"/>
+          <w:sz w:val="24"/>
+          <w:szCs w:val="24"/>
+          <w:lang w:eastAsia="es-ES"/>
+        </w:rPr>
+        <w:t>char</w:t>
+      </w:r>
+      <w:proofErr w:type="spellEnd"/>
+      <w:r>
+        <w:rPr>
+          <w:rFonts w:ascii="Times New Roman" w:eastAsia="Times New Roman" w:hAnsi="Times New Roman" w:cs="Times New Roman"/>
+          <w:sz w:val="24"/>
+          <w:szCs w:val="24"/>
+          <w:lang w:eastAsia="es-ES"/>
+        </w:rPr>
+        <w:t xml:space="preserve"> *destino*/, /*</w:t>
+      </w:r>
+      <w:proofErr w:type="spellStart"/>
+      <w:r>
+        <w:rPr>
+          <w:rFonts w:ascii="Times New Roman" w:eastAsia="Times New Roman" w:hAnsi="Times New Roman" w:cs="Times New Roman"/>
+          <w:sz w:val="24"/>
+          <w:szCs w:val="24"/>
+          <w:lang w:eastAsia="es-ES"/>
+        </w:rPr>
+        <w:t>const</w:t>
+      </w:r>
+      <w:proofErr w:type="spellEnd"/>
+      <w:r>
+        <w:rPr>
+          <w:rFonts w:ascii="Times New Roman" w:eastAsia="Times New Roman" w:hAnsi="Times New Roman" w:cs="Times New Roman"/>
+          <w:sz w:val="24"/>
+          <w:szCs w:val="24"/>
+          <w:lang w:eastAsia="es-ES"/>
+        </w:rPr>
+        <w:t xml:space="preserve"> </w:t>
+      </w:r>
+      <w:proofErr w:type="spellStart"/>
+      <w:r>
+        <w:rPr>
+          <w:rFonts w:ascii="Times New Roman" w:eastAsia="Times New Roman" w:hAnsi="Times New Roman" w:cs="Times New Roman"/>
+          <w:sz w:val="24"/>
+          <w:szCs w:val="24"/>
+          <w:lang w:eastAsia="es-ES"/>
+        </w:rPr>
+        <w:t>char</w:t>
+      </w:r>
+      <w:proofErr w:type="spellEnd"/>
+      <w:r>
+        <w:rPr>
+          <w:rFonts w:ascii="Times New Roman" w:eastAsia="Times New Roman" w:hAnsi="Times New Roman" w:cs="Times New Roman"/>
+          <w:sz w:val="24"/>
+          <w:szCs w:val="24"/>
+          <w:lang w:eastAsia="es-ES"/>
+        </w:rPr>
+        <w:t xml:space="preserve"> *origen*/)</w:t>
+      </w:r>
+    </w:p>
+    <w:p>
+      <w:pPr>
+        <w:spacing w:before="100" w:beforeAutospacing="1" w:after="100" w:afterAutospacing="1" w:line="240" w:lineRule="auto"/>
+        <w:rPr>
+          <w:rFonts w:ascii="Times New Roman" w:eastAsia="Times New Roman" w:hAnsi="Times New Roman" w:cs="Times New Roman"/>
+          <w:sz w:val="24"/>
+          <w:szCs w:val="24"/>
+          <w:lang w:eastAsia="es-ES"/>
+        </w:rPr>
+      </w:pPr>
+      <w:r>
+        <w:rPr>
+          <w:rFonts w:ascii="Times New Roman" w:eastAsia="Times New Roman" w:hAnsi="Times New Roman" w:cs="Times New Roman"/>
+          <w:sz w:val="24"/>
+          <w:szCs w:val="24"/>
+          <w:lang w:eastAsia="es-ES"/>
+        </w:rPr>
+        <w:t>Copia la cadena de origen a destino.</w:t>
+      </w:r>
+    </w:p>
+    <w:p>
+      <w:pPr>
+        <w:spacing w:before="100" w:beforeAutospacing="1" w:after="100" w:afterAutospacing="1" w:line="240" w:lineRule="auto"/>
+        <w:rPr>
+          <w:rFonts w:ascii="Times New Roman" w:eastAsia="Times New Roman" w:hAnsi="Times New Roman" w:cs="Times New Roman"/>
+          <w:sz w:val="24"/>
+          <w:szCs w:val="24"/>
+          <w:lang w:val="en-US" w:eastAsia="es-ES"/>
+        </w:rPr>
+      </w:pPr>
+      <w:r>
+        <w:rPr>
+          <w:rFonts w:ascii="Times New Roman" w:eastAsia="Times New Roman" w:hAnsi="Symbol" w:cs="Times New Roman"/>
+          <w:sz w:val="24"/>
+          <w:szCs w:val="24"/>
+          <w:lang w:eastAsia="es-ES"/>
+        </w:rPr>
+        <w:t></w:t>
+      </w:r>
+      <w:r>
+        <w:rPr>
+          <w:rFonts w:ascii="Times New Roman" w:eastAsia="Times New Roman" w:hAnsi="Times New Roman" w:cs="Times New Roman"/>
+          <w:sz w:val="24"/>
+          <w:szCs w:val="24"/>
+          <w:lang w:val="en-US" w:eastAsia="es-ES"/>
+        </w:rPr>
+        <w:t xml:space="preserve">  </w:t>
+      </w:r>
+      <w:proofErr w:type="gramStart"/>
+      <w:r>
+        <w:rPr>
+          <w:rFonts w:ascii="Times New Roman" w:eastAsia="Times New Roman" w:hAnsi="Times New Roman" w:cs="Times New Roman"/>
+          <w:sz w:val="24"/>
+          <w:szCs w:val="24"/>
+          <w:lang w:val="en-US" w:eastAsia="es-ES"/>
+        </w:rPr>
+        <w:t>strncpy</w:t>
+      </w:r>
+      <w:proofErr w:type="gramEnd"/>
+    </w:p>
+    <w:p>
+      <w:pPr>
+        <w:spacing w:before="100" w:beforeAutospacing="1" w:after="100" w:afterAutospacing="1" w:line="240" w:lineRule="auto"/>
+        <w:rPr>
+          <w:rFonts w:ascii="Times New Roman" w:eastAsia="Times New Roman" w:hAnsi="Times New Roman" w:cs="Times New Roman"/>
+          <w:sz w:val="24"/>
+          <w:szCs w:val="24"/>
+          <w:lang w:val="en-US" w:eastAsia="es-ES"/>
+        </w:rPr>
+      </w:pPr>
+      <w:r>
+        <w:rPr>
+          <w:rFonts w:ascii="Times New Roman" w:eastAsia="Times New Roman" w:hAnsi="Times New Roman" w:cs="Times New Roman"/>
+          <w:sz w:val="24"/>
+          <w:szCs w:val="24"/>
+          <w:lang w:val="en-US" w:eastAsia="es-ES"/>
+        </w:rPr>
+        <w:t>strncpy(/*char *destino*/, /*const char *origen*/, /*size_t n*/)</w:t>
+      </w:r>
+    </w:p>
+    <w:p>
+      <w:pPr>
+        <w:spacing w:before="100" w:beforeAutospacing="1" w:after="100" w:afterAutospacing="1" w:line="240" w:lineRule="auto"/>
+        <w:rPr>
+          <w:rFonts w:ascii="Times New Roman" w:eastAsia="Times New Roman" w:hAnsi="Times New Roman" w:cs="Times New Roman"/>
+          <w:sz w:val="24"/>
+          <w:szCs w:val="24"/>
+          <w:lang w:eastAsia="es-ES"/>
+        </w:rPr>
+      </w:pPr>
+      <w:r>
+        <w:rPr>
+          <w:rFonts w:ascii="Times New Roman" w:eastAsia="Times New Roman" w:hAnsi="Times New Roman" w:cs="Times New Roman"/>
+          <w:sz w:val="24"/>
+          <w:szCs w:val="24"/>
+          <w:lang w:eastAsia="es-ES"/>
+        </w:rPr>
+        <w:t>Copia un máximo de n caracteres de origen a destino.</w:t>
+      </w:r>
+    </w:p>
+    <w:p>
+      <w:pPr>
+        <w:spacing w:before="100" w:beforeAutospacing="1" w:after="100" w:afterAutospacing="1" w:line="240" w:lineRule="auto"/>
+        <w:rPr>
+          <w:rFonts w:ascii="Times New Roman" w:eastAsia="Times New Roman" w:hAnsi="Times New Roman" w:cs="Times New Roman"/>
+          <w:sz w:val="24"/>
+          <w:szCs w:val="24"/>
+          <w:lang w:eastAsia="es-ES"/>
+        </w:rPr>
+      </w:pPr>
+      <w:r>
+        <w:rPr>
+          <w:rFonts w:ascii="Times New Roman" w:eastAsia="Times New Roman" w:hAnsi="Symbol" w:cs="Times New Roman"/>
+          <w:sz w:val="24"/>
+          <w:szCs w:val="24"/>
+          <w:lang w:eastAsia="es-ES"/>
+        </w:rPr>
+        <w:t></w:t>
+      </w:r>
+      <w:r>
+        <w:rPr>
+          <w:rFonts w:ascii="Times New Roman" w:eastAsia="Times New Roman" w:hAnsi="Times New Roman" w:cs="Times New Roman"/>
+          <w:sz w:val="24"/>
+          <w:szCs w:val="24"/>
+          <w:lang w:eastAsia="es-ES"/>
+        </w:rPr>
+        <w:t xml:space="preserve">  </w:t>
+      </w:r>
+      <w:proofErr w:type="spellStart"/>
+      <w:proofErr w:type="gramStart"/>
+      <w:r>
+        <w:rPr>
+          <w:rFonts w:ascii="Times New Roman" w:eastAsia="Times New Roman" w:hAnsi="Times New Roman" w:cs="Times New Roman"/>
+          <w:sz w:val="24"/>
+          <w:szCs w:val="24"/>
+          <w:lang w:eastAsia="es-ES"/>
+        </w:rPr>
+        <w:t>strcat</w:t>
+      </w:r>
+      <w:proofErr w:type="spellEnd"/>
+      <w:proofErr w:type="gramEnd"/>
+    </w:p>
+    <w:p>
+      <w:pPr>
+        <w:spacing w:before="100" w:beforeAutospacing="1" w:after="100" w:afterAutospacing="1" w:line="240" w:lineRule="auto"/>
+        <w:rPr>
+          <w:rFonts w:ascii="Times New Roman" w:eastAsia="Times New Roman" w:hAnsi="Times New Roman" w:cs="Times New Roman"/>
+          <w:sz w:val="24"/>
+          <w:szCs w:val="24"/>
+          <w:lang w:eastAsia="es-ES"/>
+        </w:rPr>
+      </w:pPr>
+      <w:proofErr w:type="spellStart"/>
+      <w:proofErr w:type="gramStart"/>
+      <w:r>
+        <w:rPr>
+          <w:rFonts w:ascii="Times New Roman" w:eastAsia="Times New Roman" w:hAnsi="Times New Roman" w:cs="Times New Roman"/>
+          <w:sz w:val="24"/>
+          <w:szCs w:val="24"/>
+          <w:lang w:eastAsia="es-ES"/>
+        </w:rPr>
+        <w:t>strcat</w:t>
+      </w:r>
+      <w:proofErr w:type="spellEnd"/>
+      <w:proofErr w:type="gramEnd"/>
+      <w:r>
+        <w:rPr>
+          <w:rFonts w:ascii="Times New Roman" w:eastAsia="Times New Roman" w:hAnsi="Times New Roman" w:cs="Times New Roman"/>
+          <w:sz w:val="24"/>
+          <w:szCs w:val="24"/>
+          <w:lang w:eastAsia="es-ES"/>
+        </w:rPr>
+        <w:t>(/*</w:t>
+      </w:r>
+      <w:proofErr w:type="spellStart"/>
+      <w:r>
+        <w:rPr>
+          <w:rFonts w:ascii="Times New Roman" w:eastAsia="Times New Roman" w:hAnsi="Times New Roman" w:cs="Times New Roman"/>
+          <w:sz w:val="24"/>
+          <w:szCs w:val="24"/>
+          <w:lang w:eastAsia="es-ES"/>
+        </w:rPr>
+        <w:t>char</w:t>
+      </w:r>
+      <w:proofErr w:type="spellEnd"/>
+      <w:r>
+        <w:rPr>
+          <w:rFonts w:ascii="Times New Roman" w:eastAsia="Times New Roman" w:hAnsi="Times New Roman" w:cs="Times New Roman"/>
+          <w:sz w:val="24"/>
+          <w:szCs w:val="24"/>
+          <w:lang w:eastAsia="es-ES"/>
+        </w:rPr>
+        <w:t xml:space="preserve"> *</w:t>
+      </w:r>
+      <w:proofErr w:type="spellStart"/>
+      <w:r>
+        <w:rPr>
+          <w:rFonts w:ascii="Times New Roman" w:eastAsia="Times New Roman" w:hAnsi="Times New Roman" w:cs="Times New Roman"/>
+          <w:sz w:val="24"/>
+          <w:szCs w:val="24"/>
+          <w:lang w:eastAsia="es-ES"/>
+        </w:rPr>
+        <w:t>destino_anidar</w:t>
+      </w:r>
+      <w:proofErr w:type="spellEnd"/>
+      <w:r>
+        <w:rPr>
+          <w:rFonts w:ascii="Times New Roman" w:eastAsia="Times New Roman" w:hAnsi="Times New Roman" w:cs="Times New Roman"/>
+          <w:sz w:val="24"/>
+          <w:szCs w:val="24"/>
+          <w:lang w:eastAsia="es-ES"/>
+        </w:rPr>
+        <w:t>*/, /*</w:t>
+      </w:r>
+      <w:proofErr w:type="spellStart"/>
+      <w:r>
+        <w:rPr>
+          <w:rFonts w:ascii="Times New Roman" w:eastAsia="Times New Roman" w:hAnsi="Times New Roman" w:cs="Times New Roman"/>
+          <w:sz w:val="24"/>
+          <w:szCs w:val="24"/>
+          <w:lang w:eastAsia="es-ES"/>
+        </w:rPr>
+        <w:t>const</w:t>
+      </w:r>
+      <w:proofErr w:type="spellEnd"/>
+      <w:r>
+        <w:rPr>
+          <w:rFonts w:ascii="Times New Roman" w:eastAsia="Times New Roman" w:hAnsi="Times New Roman" w:cs="Times New Roman"/>
+          <w:sz w:val="24"/>
+          <w:szCs w:val="24"/>
+          <w:lang w:eastAsia="es-ES"/>
+        </w:rPr>
+        <w:t xml:space="preserve"> </w:t>
+      </w:r>
+      <w:proofErr w:type="spellStart"/>
+      <w:r>
+        <w:rPr>
+          <w:rFonts w:ascii="Times New Roman" w:eastAsia="Times New Roman" w:hAnsi="Times New Roman" w:cs="Times New Roman"/>
+          <w:sz w:val="24"/>
+          <w:szCs w:val="24"/>
+          <w:lang w:eastAsia="es-ES"/>
+        </w:rPr>
+        <w:t>char</w:t>
+      </w:r>
+      <w:proofErr w:type="spellEnd"/>
+      <w:r>
+        <w:rPr>
+          <w:rFonts w:ascii="Times New Roman" w:eastAsia="Times New Roman" w:hAnsi="Times New Roman" w:cs="Times New Roman"/>
+          <w:sz w:val="24"/>
+          <w:szCs w:val="24"/>
+          <w:lang w:eastAsia="es-ES"/>
+        </w:rPr>
+        <w:t xml:space="preserve"> *</w:t>
+      </w:r>
+      <w:proofErr w:type="spellStart"/>
+      <w:r>
+        <w:rPr>
+          <w:rFonts w:ascii="Times New Roman" w:eastAsia="Times New Roman" w:hAnsi="Times New Roman" w:cs="Times New Roman"/>
+          <w:sz w:val="24"/>
+          <w:szCs w:val="24"/>
+          <w:lang w:eastAsia="es-ES"/>
+        </w:rPr>
+        <w:t>origen_unir</w:t>
+      </w:r>
+      <w:proofErr w:type="spellEnd"/>
+      <w:r>
+        <w:rPr>
+          <w:rFonts w:ascii="Times New Roman" w:eastAsia="Times New Roman" w:hAnsi="Times New Roman" w:cs="Times New Roman"/>
+          <w:sz w:val="24"/>
+          <w:szCs w:val="24"/>
+          <w:lang w:eastAsia="es-ES"/>
+        </w:rPr>
+        <w:t>*/)</w:t>
+      </w:r>
+    </w:p>
+    <w:p>
+      <w:pPr>
+        <w:spacing w:before="100" w:beforeAutospacing="1" w:after="100" w:afterAutospacing="1" w:line="240" w:lineRule="auto"/>
+        <w:rPr>
+          <w:rFonts w:ascii="Times New Roman" w:eastAsia="Times New Roman" w:hAnsi="Times New Roman" w:cs="Times New Roman"/>
+          <w:sz w:val="24"/>
+          <w:szCs w:val="24"/>
+          <w:lang w:eastAsia="es-ES"/>
+        </w:rPr>
+      </w:pPr>
+      <w:r>
+        <w:rPr>
+          <w:rFonts w:ascii="Times New Roman" w:eastAsia="Times New Roman" w:hAnsi="Times New Roman" w:cs="Times New Roman"/>
+          <w:sz w:val="24"/>
+          <w:szCs w:val="24"/>
+          <w:lang w:eastAsia="es-ES"/>
+        </w:rPr>
+        <w:t xml:space="preserve">Añade (concatena) la cadena </w:t>
+      </w:r>
+      <w:proofErr w:type="spellStart"/>
+      <w:r>
+        <w:rPr>
+          <w:rFonts w:ascii="Times New Roman" w:eastAsia="Times New Roman" w:hAnsi="Times New Roman" w:cs="Times New Roman"/>
+          <w:sz w:val="24"/>
+          <w:szCs w:val="24"/>
+          <w:lang w:eastAsia="es-ES"/>
+        </w:rPr>
+        <w:t>origen_unir</w:t>
+      </w:r>
+      <w:proofErr w:type="spellEnd"/>
+      <w:r>
+        <w:rPr>
+          <w:rFonts w:ascii="Times New Roman" w:eastAsia="Times New Roman" w:hAnsi="Times New Roman" w:cs="Times New Roman"/>
+          <w:sz w:val="24"/>
+          <w:szCs w:val="24"/>
+          <w:lang w:eastAsia="es-ES"/>
+        </w:rPr>
+        <w:t xml:space="preserve"> al final de la cadena </w:t>
+      </w:r>
+      <w:proofErr w:type="spellStart"/>
+      <w:r>
+        <w:rPr>
+          <w:rFonts w:ascii="Times New Roman" w:eastAsia="Times New Roman" w:hAnsi="Times New Roman" w:cs="Times New Roman"/>
+          <w:sz w:val="24"/>
+          <w:szCs w:val="24"/>
+          <w:lang w:eastAsia="es-ES"/>
+        </w:rPr>
+        <w:t>destino_anidar</w:t>
+      </w:r>
+      <w:proofErr w:type="spellEnd"/>
+      <w:r>
+        <w:rPr>
+          <w:rFonts w:ascii="Times New Roman" w:eastAsia="Times New Roman" w:hAnsi="Times New Roman" w:cs="Times New Roman"/>
+          <w:sz w:val="24"/>
+          <w:szCs w:val="24"/>
+          <w:lang w:eastAsia="es-ES"/>
+        </w:rPr>
+        <w:t>.</w:t>
+      </w:r>
+    </w:p>
+    <w:p>
+      <w:pPr>
+        <w:spacing w:before="100" w:beforeAutospacing="1" w:after="100" w:afterAutospacing="1" w:line="240" w:lineRule="auto"/>
+        <w:rPr>
+          <w:rFonts w:ascii="Times New Roman" w:eastAsia="Times New Roman" w:hAnsi="Times New Roman" w:cs="Times New Roman"/>
+          <w:sz w:val="24"/>
+          <w:szCs w:val="24"/>
+          <w:lang w:eastAsia="es-ES"/>
+        </w:rPr>
+      </w:pPr>
+      <w:r>
+        <w:rPr>
+          <w:rFonts w:ascii="Times New Roman" w:eastAsia="Times New Roman" w:hAnsi="Symbol" w:cs="Times New Roman"/>
+          <w:sz w:val="24"/>
+          <w:szCs w:val="24"/>
+          <w:lang w:eastAsia="es-ES"/>
+        </w:rPr>
+        <w:t></w:t>
+      </w:r>
+      <w:r>
+        <w:rPr>
+          <w:rFonts w:ascii="Times New Roman" w:eastAsia="Times New Roman" w:hAnsi="Times New Roman" w:cs="Times New Roman"/>
+          <w:sz w:val="24"/>
+          <w:szCs w:val="24"/>
+          <w:lang w:eastAsia="es-ES"/>
+        </w:rPr>
+        <w:t xml:space="preserve">  </w:t>
+      </w:r>
+      <w:proofErr w:type="spellStart"/>
+      <w:proofErr w:type="gramStart"/>
+      <w:r>
+        <w:rPr>
+          <w:rFonts w:ascii="Times New Roman" w:eastAsia="Times New Roman" w:hAnsi="Times New Roman" w:cs="Times New Roman"/>
+          <w:sz w:val="24"/>
+          <w:szCs w:val="24"/>
+          <w:lang w:eastAsia="es-ES"/>
+        </w:rPr>
+        <w:t>strncat</w:t>
+      </w:r>
+      <w:proofErr w:type="spellEnd"/>
+      <w:proofErr w:type="gramEnd"/>
+    </w:p>
+    <w:p>
+      <w:pPr>
+        <w:spacing w:before="100" w:beforeAutospacing="1" w:after="100" w:afterAutospacing="1" w:line="240" w:lineRule="auto"/>
+        <w:rPr>
+          <w:rFonts w:ascii="Times New Roman" w:eastAsia="Times New Roman" w:hAnsi="Times New Roman" w:cs="Times New Roman"/>
+          <w:sz w:val="24"/>
+          <w:szCs w:val="24"/>
+          <w:lang w:eastAsia="es-ES"/>
+        </w:rPr>
+      </w:pPr>
+      <w:proofErr w:type="spellStart"/>
+      <w:proofErr w:type="gramStart"/>
+      <w:r>
+        <w:rPr>
+          <w:rFonts w:ascii="Times New Roman" w:eastAsia="Times New Roman" w:hAnsi="Times New Roman" w:cs="Times New Roman"/>
+          <w:sz w:val="24"/>
+          <w:szCs w:val="24"/>
+          <w:lang w:eastAsia="es-ES"/>
+        </w:rPr>
+        <w:t>strncat</w:t>
+      </w:r>
+      <w:proofErr w:type="spellEnd"/>
+      <w:proofErr w:type="gramEnd"/>
+      <w:r>
+        <w:rPr>
+          <w:rFonts w:ascii="Times New Roman" w:eastAsia="Times New Roman" w:hAnsi="Times New Roman" w:cs="Times New Roman"/>
+          <w:sz w:val="24"/>
+          <w:szCs w:val="24"/>
+          <w:lang w:eastAsia="es-ES"/>
+        </w:rPr>
+        <w:t>(/*</w:t>
+      </w:r>
+      <w:proofErr w:type="spellStart"/>
+      <w:r>
+        <w:rPr>
+          <w:rFonts w:ascii="Times New Roman" w:eastAsia="Times New Roman" w:hAnsi="Times New Roman" w:cs="Times New Roman"/>
+          <w:sz w:val="24"/>
+          <w:szCs w:val="24"/>
+          <w:lang w:eastAsia="es-ES"/>
+        </w:rPr>
+        <w:t>char</w:t>
+      </w:r>
+      <w:proofErr w:type="spellEnd"/>
+      <w:r>
+        <w:rPr>
+          <w:rFonts w:ascii="Times New Roman" w:eastAsia="Times New Roman" w:hAnsi="Times New Roman" w:cs="Times New Roman"/>
+          <w:sz w:val="24"/>
+          <w:szCs w:val="24"/>
+          <w:lang w:eastAsia="es-ES"/>
+        </w:rPr>
+        <w:t xml:space="preserve"> *</w:t>
+      </w:r>
+      <w:proofErr w:type="spellStart"/>
+      <w:r>
+        <w:rPr>
+          <w:rFonts w:ascii="Times New Roman" w:eastAsia="Times New Roman" w:hAnsi="Times New Roman" w:cs="Times New Roman"/>
+          <w:sz w:val="24"/>
+          <w:szCs w:val="24"/>
+          <w:lang w:eastAsia="es-ES"/>
+        </w:rPr>
+        <w:t>destino_anidar</w:t>
+      </w:r>
+      <w:proofErr w:type="spellEnd"/>
+      <w:r>
+        <w:rPr>
+          <w:rFonts w:ascii="Times New Roman" w:eastAsia="Times New Roman" w:hAnsi="Times New Roman" w:cs="Times New Roman"/>
+          <w:sz w:val="24"/>
+          <w:szCs w:val="24"/>
+          <w:lang w:eastAsia="es-ES"/>
+        </w:rPr>
+        <w:t>*/, /*</w:t>
+      </w:r>
+      <w:proofErr w:type="spellStart"/>
+      <w:r>
+        <w:rPr>
+          <w:rFonts w:ascii="Times New Roman" w:eastAsia="Times New Roman" w:hAnsi="Times New Roman" w:cs="Times New Roman"/>
+          <w:sz w:val="24"/>
+          <w:szCs w:val="24"/>
+          <w:lang w:eastAsia="es-ES"/>
+        </w:rPr>
+        <w:t>const</w:t>
+      </w:r>
+      <w:proofErr w:type="spellEnd"/>
+      <w:r>
+        <w:rPr>
+          <w:rFonts w:ascii="Times New Roman" w:eastAsia="Times New Roman" w:hAnsi="Times New Roman" w:cs="Times New Roman"/>
+          <w:sz w:val="24"/>
+          <w:szCs w:val="24"/>
+          <w:lang w:eastAsia="es-ES"/>
+        </w:rPr>
+        <w:t xml:space="preserve"> </w:t>
+      </w:r>
+      <w:proofErr w:type="spellStart"/>
+      <w:r>
+        <w:rPr>
+          <w:rFonts w:ascii="Times New Roman" w:eastAsia="Times New Roman" w:hAnsi="Times New Roman" w:cs="Times New Roman"/>
+          <w:sz w:val="24"/>
+          <w:szCs w:val="24"/>
+          <w:lang w:eastAsia="es-ES"/>
+        </w:rPr>
+        <w:t>char</w:t>
+      </w:r>
+      <w:proofErr w:type="spellEnd"/>
+      <w:r>
+        <w:rPr>
+          <w:rFonts w:ascii="Times New Roman" w:eastAsia="Times New Roman" w:hAnsi="Times New Roman" w:cs="Times New Roman"/>
+          <w:sz w:val="24"/>
+          <w:szCs w:val="24"/>
+          <w:lang w:eastAsia="es-ES"/>
+        </w:rPr>
+        <w:t xml:space="preserve"> *</w:t>
+      </w:r>
+      <w:proofErr w:type="spellStart"/>
+      <w:r>
+        <w:rPr>
+          <w:rFonts w:ascii="Times New Roman" w:eastAsia="Times New Roman" w:hAnsi="Times New Roman" w:cs="Times New Roman"/>
+          <w:sz w:val="24"/>
+          <w:szCs w:val="24"/>
+          <w:lang w:eastAsia="es-ES"/>
+        </w:rPr>
+        <w:t>origen_unir</w:t>
+      </w:r>
+      <w:proofErr w:type="spellEnd"/>
+      <w:r>
+        <w:rPr>
+          <w:rFonts w:ascii="Times New Roman" w:eastAsia="Times New Roman" w:hAnsi="Times New Roman" w:cs="Times New Roman"/>
+          <w:sz w:val="24"/>
+          <w:szCs w:val="24"/>
+          <w:lang w:eastAsia="es-ES"/>
+        </w:rPr>
+        <w:t>*/, /*</w:t>
+      </w:r>
+      <w:proofErr w:type="spellStart"/>
+      <w:r>
+        <w:rPr>
+          <w:rFonts w:ascii="Times New Roman" w:eastAsia="Times New Roman" w:hAnsi="Times New Roman" w:cs="Times New Roman"/>
+          <w:sz w:val="24"/>
+          <w:szCs w:val="24"/>
+          <w:lang w:eastAsia="es-ES"/>
+        </w:rPr>
+        <w:t>size_t</w:t>
+      </w:r>
+      <w:proofErr w:type="spellEnd"/>
+      <w:r>
+        <w:rPr>
+          <w:rFonts w:ascii="Times New Roman" w:eastAsia="Times New Roman" w:hAnsi="Times New Roman" w:cs="Times New Roman"/>
+          <w:sz w:val="24"/>
+          <w:szCs w:val="24"/>
+          <w:lang w:eastAsia="es-ES"/>
+        </w:rPr>
+        <w:t xml:space="preserve"> n*/)</w:t>
+      </w:r>
+    </w:p>
+    <w:p>
+      <w:pPr>
+        <w:spacing w:before="100" w:beforeAutospacing="1" w:after="100" w:afterAutospacing="1" w:line="240" w:lineRule="auto"/>
+        <w:rPr>
+          <w:rFonts w:ascii="Times New Roman" w:eastAsia="Times New Roman" w:hAnsi="Times New Roman" w:cs="Times New Roman"/>
+          <w:sz w:val="24"/>
+          <w:szCs w:val="24"/>
+          <w:lang w:eastAsia="es-ES"/>
+        </w:rPr>
+      </w:pPr>
+      <w:r>
+        <w:rPr>
+          <w:rFonts w:ascii="Times New Roman" w:eastAsia="Times New Roman" w:hAnsi="Times New Roman" w:cs="Times New Roman"/>
+          <w:sz w:val="24"/>
+          <w:szCs w:val="24"/>
+          <w:lang w:eastAsia="es-ES"/>
+        </w:rPr>
+        <w:t xml:space="preserve">Añade un máximo de n caracteres de </w:t>
+      </w:r>
+      <w:proofErr w:type="spellStart"/>
+      <w:r>
+        <w:rPr>
+          <w:rFonts w:ascii="Times New Roman" w:eastAsia="Times New Roman" w:hAnsi="Times New Roman" w:cs="Times New Roman"/>
+          <w:sz w:val="24"/>
+          <w:szCs w:val="24"/>
+          <w:lang w:eastAsia="es-ES"/>
+        </w:rPr>
+        <w:t>origen_unir</w:t>
+      </w:r>
+      <w:proofErr w:type="spellEnd"/>
+      <w:r>
+        <w:rPr>
+          <w:rFonts w:ascii="Times New Roman" w:eastAsia="Times New Roman" w:hAnsi="Times New Roman" w:cs="Times New Roman"/>
+          <w:sz w:val="24"/>
+          <w:szCs w:val="24"/>
+          <w:lang w:eastAsia="es-ES"/>
+        </w:rPr>
+        <w:t xml:space="preserve"> al final de </w:t>
+      </w:r>
+      <w:proofErr w:type="spellStart"/>
+      <w:r>
+        <w:rPr>
+          <w:rFonts w:ascii="Times New Roman" w:eastAsia="Times New Roman" w:hAnsi="Times New Roman" w:cs="Times New Roman"/>
+          <w:sz w:val="24"/>
+          <w:szCs w:val="24"/>
+          <w:lang w:eastAsia="es-ES"/>
+        </w:rPr>
+        <w:t>destino_anidar</w:t>
+      </w:r>
+      <w:proofErr w:type="spellEnd"/>
+      <w:r>
+        <w:rPr>
+          <w:rFonts w:ascii="Times New Roman" w:eastAsia="Times New Roman" w:hAnsi="Times New Roman" w:cs="Times New Roman"/>
+          <w:sz w:val="24"/>
+          <w:szCs w:val="24"/>
+          <w:lang w:eastAsia="es-ES"/>
+        </w:rPr>
+        <w:t>.</w:t>
+      </w:r>
+    </w:p>
+    <w:p>
+      <w:pPr>
+        <w:spacing w:before="100" w:beforeAutospacing="1" w:after="100" w:afterAutospacing="1" w:line="240" w:lineRule="auto"/>
+        <w:rPr>
+          <w:rFonts w:ascii="Times New Roman" w:eastAsia="Times New Roman" w:hAnsi="Times New Roman" w:cs="Times New Roman"/>
+          <w:sz w:val="24"/>
+          <w:szCs w:val="24"/>
+          <w:lang w:val="en-US" w:eastAsia="es-ES"/>
+        </w:rPr>
+      </w:pPr>
+      <w:r>
+        <w:rPr>
+          <w:rFonts w:ascii="Times New Roman" w:eastAsia="Times New Roman" w:hAnsi="Symbol" w:cs="Times New Roman"/>
+          <w:sz w:val="24"/>
+          <w:szCs w:val="24"/>
+          <w:lang w:eastAsia="es-ES"/>
+        </w:rPr>
+        <w:t></w:t>
+      </w:r>
+      <w:r>
+        <w:rPr>
+          <w:rFonts w:ascii="Times New Roman" w:eastAsia="Times New Roman" w:hAnsi="Times New Roman" w:cs="Times New Roman"/>
+          <w:sz w:val="24"/>
+          <w:szCs w:val="24"/>
+          <w:lang w:val="en-US" w:eastAsia="es-ES"/>
+        </w:rPr>
+        <w:t xml:space="preserve">  </w:t>
+      </w:r>
+      <w:proofErr w:type="gramStart"/>
+      <w:r>
+        <w:rPr>
+          <w:rFonts w:ascii="Times New Roman" w:eastAsia="Times New Roman" w:hAnsi="Times New Roman" w:cs="Times New Roman"/>
+          <w:sz w:val="24"/>
+          <w:szCs w:val="24"/>
+          <w:lang w:val="en-US" w:eastAsia="es-ES"/>
+        </w:rPr>
+        <w:t>strcmp</w:t>
+      </w:r>
+      <w:proofErr w:type="gramEnd"/>
+    </w:p>
+    <w:p>
+      <w:pPr>
+        <w:spacing w:before="100" w:beforeAutospacing="1" w:after="100" w:afterAutospacing="1" w:line="240" w:lineRule="auto"/>
+        <w:rPr>
+          <w:rFonts w:ascii="Times New Roman" w:eastAsia="Times New Roman" w:hAnsi="Times New Roman" w:cs="Times New Roman"/>
+          <w:sz w:val="24"/>
+          <w:szCs w:val="24"/>
+          <w:lang w:val="en-US" w:eastAsia="es-ES"/>
+        </w:rPr>
+      </w:pPr>
+      <w:r>
+        <w:rPr>
+          <w:rFonts w:ascii="Times New Roman" w:eastAsia="Times New Roman" w:hAnsi="Times New Roman" w:cs="Times New Roman"/>
+          <w:sz w:val="24"/>
+          <w:szCs w:val="24"/>
+          <w:lang w:val="en-US" w:eastAsia="es-ES"/>
+        </w:rPr>
+        <w:t>strcmp(/*const char *s1*/, /*const char *s2*/)</w:t>
+      </w:r>
+    </w:p>
+    <w:p>
+      <w:pPr>
+        <w:spacing w:before="100" w:beforeAutospacing="1" w:after="100" w:afterAutospacing="1" w:line="240" w:lineRule="auto"/>
+        <w:rPr>
+          <w:rFonts w:ascii="Times New Roman" w:eastAsia="Times New Roman" w:hAnsi="Times New Roman" w:cs="Times New Roman"/>
+          <w:sz w:val="24"/>
+          <w:szCs w:val="24"/>
+          <w:lang w:eastAsia="es-ES"/>
+        </w:rPr>
+      </w:pPr>
+      <w:r>
+        <w:rPr>
+          <w:rFonts w:ascii="Times New Roman" w:eastAsia="Times New Roman" w:hAnsi="Times New Roman" w:cs="Times New Roman"/>
+          <w:sz w:val="24"/>
+          <w:szCs w:val="24"/>
+          <w:lang w:eastAsia="es-ES"/>
+        </w:rPr>
+        <w:t>Compara las cadenas s1 y s2.</w:t>
+      </w:r>
+    </w:p>
+    <w:p>
+      <w:pPr>
+        <w:spacing w:before="100" w:beforeAutospacing="1" w:after="100" w:afterAutospacing="1" w:line="240" w:lineRule="auto"/>
+        <w:rPr>
+          <w:rFonts w:ascii="Times New Roman" w:eastAsia="Times New Roman" w:hAnsi="Times New Roman" w:cs="Times New Roman"/>
+          <w:sz w:val="24"/>
+          <w:szCs w:val="24"/>
+          <w:lang w:val="en-US" w:eastAsia="es-ES"/>
+        </w:rPr>
+      </w:pPr>
+      <w:r>
+        <w:rPr>
+          <w:rFonts w:ascii="Times New Roman" w:eastAsia="Times New Roman" w:hAnsi="Symbol" w:cs="Times New Roman"/>
+          <w:sz w:val="24"/>
+          <w:szCs w:val="24"/>
+          <w:lang w:eastAsia="es-ES"/>
+        </w:rPr>
+        <w:t></w:t>
+      </w:r>
+      <w:r>
+        <w:rPr>
+          <w:rFonts w:ascii="Times New Roman" w:eastAsia="Times New Roman" w:hAnsi="Times New Roman" w:cs="Times New Roman"/>
+          <w:sz w:val="24"/>
+          <w:szCs w:val="24"/>
+          <w:lang w:val="en-US" w:eastAsia="es-ES"/>
+        </w:rPr>
+        <w:t xml:space="preserve">  </w:t>
+      </w:r>
+      <w:proofErr w:type="gramStart"/>
+      <w:r>
+        <w:rPr>
+          <w:rFonts w:ascii="Times New Roman" w:eastAsia="Times New Roman" w:hAnsi="Times New Roman" w:cs="Times New Roman"/>
+          <w:sz w:val="24"/>
+          <w:szCs w:val="24"/>
+          <w:lang w:val="en-US" w:eastAsia="es-ES"/>
+        </w:rPr>
+        <w:t>strncmp</w:t>
+      </w:r>
+      <w:proofErr w:type="gramEnd"/>
+    </w:p>
+    <w:p>
+      <w:pPr>
+        <w:spacing w:before="100" w:beforeAutospacing="1" w:after="100" w:afterAutospacing="1" w:line="240" w:lineRule="auto"/>
+        <w:rPr>
+          <w:rFonts w:ascii="Times New Roman" w:eastAsia="Times New Roman" w:hAnsi="Times New Roman" w:cs="Times New Roman"/>
+          <w:sz w:val="24"/>
+          <w:szCs w:val="24"/>
+          <w:lang w:val="en-US" w:eastAsia="es-ES"/>
+        </w:rPr>
+      </w:pPr>
+      <w:r>
+        <w:rPr>
+          <w:rFonts w:ascii="Times New Roman" w:eastAsia="Times New Roman" w:hAnsi="Times New Roman" w:cs="Times New Roman"/>
+          <w:sz w:val="24"/>
+          <w:szCs w:val="24"/>
+          <w:lang w:val="en-US" w:eastAsia="es-ES"/>
+        </w:rPr>
+        <w:t>strncmp(/*const char *s1*/, /*const char *s2*/, /*size_t n*/)</w:t>
+      </w:r>
+    </w:p>
+    <w:p>
+      <w:pPr>
+        <w:spacing w:before="100" w:beforeAutospacing="1" w:after="100" w:afterAutospacing="1" w:line="240" w:lineRule="auto"/>
+        <w:rPr>
+          <w:rFonts w:ascii="Times New Roman" w:eastAsia="Times New Roman" w:hAnsi="Times New Roman" w:cs="Times New Roman"/>
+          <w:sz w:val="24"/>
+          <w:szCs w:val="24"/>
+          <w:lang w:eastAsia="es-ES"/>
+        </w:rPr>
+      </w:pPr>
+      <w:r>
+        <w:rPr>
+          <w:rFonts w:ascii="Times New Roman" w:eastAsia="Times New Roman" w:hAnsi="Times New Roman" w:cs="Times New Roman"/>
+          <w:sz w:val="24"/>
+          <w:szCs w:val="24"/>
+          <w:lang w:eastAsia="es-ES"/>
+        </w:rPr>
+        <w:t>Compara un máximo de n caracteres de las cadenas s1 y s2.</w:t>
+      </w:r>
+    </w:p>
+    <w:p>
+      <w:pPr>
+        <w:spacing w:before="100" w:beforeAutospacing="1" w:after="100" w:afterAutospacing="1" w:line="240" w:lineRule="auto"/>
+        <w:rPr>
+          <w:rFonts w:ascii="Times New Roman" w:eastAsia="Times New Roman" w:hAnsi="Times New Roman" w:cs="Times New Roman"/>
+          <w:sz w:val="24"/>
+          <w:szCs w:val="24"/>
+          <w:lang w:val="en-US" w:eastAsia="es-ES"/>
+        </w:rPr>
+      </w:pPr>
+      <w:r>
+        <w:rPr>
+          <w:rFonts w:ascii="Times New Roman" w:eastAsia="Times New Roman" w:hAnsi="Symbol" w:cs="Times New Roman"/>
+          <w:sz w:val="24"/>
+          <w:szCs w:val="24"/>
+          <w:lang w:eastAsia="es-ES"/>
+        </w:rPr>
+        <w:lastRenderedPageBreak/>
+        <w:t></w:t>
+      </w:r>
+      <w:r>
+        <w:rPr>
+          <w:rFonts w:ascii="Times New Roman" w:eastAsia="Times New Roman" w:hAnsi="Times New Roman" w:cs="Times New Roman"/>
+          <w:sz w:val="24"/>
+          <w:szCs w:val="24"/>
+          <w:lang w:val="en-US" w:eastAsia="es-ES"/>
+        </w:rPr>
+        <w:t xml:space="preserve">  </w:t>
+      </w:r>
+      <w:proofErr w:type="gramStart"/>
+      <w:r>
+        <w:rPr>
+          <w:rFonts w:ascii="Times New Roman" w:eastAsia="Times New Roman" w:hAnsi="Times New Roman" w:cs="Times New Roman"/>
+          <w:sz w:val="24"/>
+          <w:szCs w:val="24"/>
+          <w:lang w:val="en-US" w:eastAsia="es-ES"/>
+        </w:rPr>
+        <w:t>strlen</w:t>
+      </w:r>
+      <w:proofErr w:type="gramEnd"/>
+    </w:p>
+    <w:p>
+      <w:pPr>
+        <w:spacing w:before="100" w:beforeAutospacing="1" w:after="100" w:afterAutospacing="1" w:line="240" w:lineRule="auto"/>
+        <w:rPr>
+          <w:rFonts w:ascii="Times New Roman" w:eastAsia="Times New Roman" w:hAnsi="Times New Roman" w:cs="Times New Roman"/>
+          <w:sz w:val="24"/>
+          <w:szCs w:val="24"/>
+          <w:lang w:val="en-US" w:eastAsia="es-ES"/>
+        </w:rPr>
+      </w:pPr>
+      <w:r>
+        <w:rPr>
+          <w:rFonts w:ascii="Times New Roman" w:eastAsia="Times New Roman" w:hAnsi="Times New Roman" w:cs="Times New Roman"/>
+          <w:sz w:val="24"/>
+          <w:szCs w:val="24"/>
+          <w:lang w:val="en-US" w:eastAsia="es-ES"/>
+        </w:rPr>
+        <w:t>strlen(/*const char *s*/)</w:t>
+      </w:r>
+    </w:p>
+    <w:p>
+      <w:pPr>
+        <w:spacing w:before="100" w:beforeAutospacing="1" w:after="100" w:afterAutospacing="1" w:line="240" w:lineRule="auto"/>
+        <w:rPr>
+          <w:rFonts w:ascii="Times New Roman" w:eastAsia="Times New Roman" w:hAnsi="Times New Roman" w:cs="Times New Roman"/>
+          <w:sz w:val="24"/>
+          <w:szCs w:val="24"/>
+          <w:lang w:eastAsia="es-ES"/>
+        </w:rPr>
+      </w:pPr>
+      <w:r>
+        <w:rPr>
+          <w:rFonts w:ascii="Times New Roman" w:eastAsia="Times New Roman" w:hAnsi="Times New Roman" w:cs="Times New Roman"/>
+          <w:sz w:val="24"/>
+          <w:szCs w:val="24"/>
+          <w:lang w:eastAsia="es-ES"/>
+        </w:rPr>
+        <w:t>Calcula la longitud de la cadena s (sin contar el \0 nulo final).</w:t>
+      </w:r>
+    </w:p>
+    <w:p>
+      <w:pPr>
+        <w:spacing w:before="100" w:beforeAutospacing="1" w:after="100" w:afterAutospacing="1" w:line="240" w:lineRule="auto"/>
+        <w:rPr>
+          <w:rFonts w:ascii="Times New Roman" w:eastAsia="Times New Roman" w:hAnsi="Times New Roman" w:cs="Times New Roman"/>
+          <w:sz w:val="24"/>
+          <w:szCs w:val="24"/>
+          <w:lang w:val="en-US" w:eastAsia="es-ES"/>
+        </w:rPr>
+      </w:pPr>
+      <w:r>
+        <w:rPr>
+          <w:rFonts w:ascii="Times New Roman" w:eastAsia="Times New Roman" w:hAnsi="Symbol" w:cs="Times New Roman"/>
+          <w:sz w:val="24"/>
+          <w:szCs w:val="24"/>
+          <w:lang w:eastAsia="es-ES"/>
+        </w:rPr>
+        <w:t></w:t>
+      </w:r>
+      <w:r>
+        <w:rPr>
+          <w:rFonts w:ascii="Times New Roman" w:eastAsia="Times New Roman" w:hAnsi="Times New Roman" w:cs="Times New Roman"/>
+          <w:sz w:val="24"/>
+          <w:szCs w:val="24"/>
+          <w:lang w:val="en-US" w:eastAsia="es-ES"/>
+        </w:rPr>
+        <w:t xml:space="preserve">  </w:t>
+      </w:r>
+      <w:proofErr w:type="gramStart"/>
+      <w:r>
+        <w:rPr>
+          <w:rFonts w:ascii="Times New Roman" w:eastAsia="Times New Roman" w:hAnsi="Times New Roman" w:cs="Times New Roman"/>
+          <w:sz w:val="24"/>
+          <w:szCs w:val="24"/>
+          <w:lang w:val="en-US" w:eastAsia="es-ES"/>
+        </w:rPr>
+        <w:t>strchr</w:t>
+      </w:r>
+      <w:proofErr w:type="gramEnd"/>
+    </w:p>
+    <w:p>
+      <w:pPr>
+        <w:spacing w:before="100" w:beforeAutospacing="1" w:after="100" w:afterAutospacing="1" w:line="240" w:lineRule="auto"/>
+        <w:rPr>
+          <w:rFonts w:ascii="Times New Roman" w:eastAsia="Times New Roman" w:hAnsi="Times New Roman" w:cs="Times New Roman"/>
+          <w:sz w:val="24"/>
+          <w:szCs w:val="24"/>
+          <w:lang w:val="en-US" w:eastAsia="es-ES"/>
+        </w:rPr>
+      </w:pPr>
+      <w:r>
+        <w:rPr>
+          <w:rFonts w:ascii="Times New Roman" w:eastAsia="Times New Roman" w:hAnsi="Times New Roman" w:cs="Times New Roman"/>
+          <w:sz w:val="24"/>
+          <w:szCs w:val="24"/>
+          <w:lang w:val="en-US" w:eastAsia="es-ES"/>
+        </w:rPr>
+        <w:t>strchr(/*const char *s*/, /*int caracter*/)</w:t>
+      </w:r>
+    </w:p>
+    <w:p>
+      <w:pPr>
+        <w:spacing w:before="100" w:beforeAutospacing="1" w:after="100" w:afterAutospacing="1" w:line="240" w:lineRule="auto"/>
+        <w:rPr>
+          <w:rFonts w:ascii="Times New Roman" w:eastAsia="Times New Roman" w:hAnsi="Times New Roman" w:cs="Times New Roman"/>
+          <w:sz w:val="24"/>
+          <w:szCs w:val="24"/>
+          <w:lang w:eastAsia="es-ES"/>
+        </w:rPr>
+      </w:pPr>
+      <w:r>
+        <w:rPr>
+          <w:rFonts w:ascii="Times New Roman" w:eastAsia="Times New Roman" w:hAnsi="Times New Roman" w:cs="Times New Roman"/>
+          <w:sz w:val="24"/>
+          <w:szCs w:val="24"/>
+          <w:lang w:eastAsia="es-ES"/>
+        </w:rPr>
+        <w:t xml:space="preserve">Busca la primera ocurrencia del </w:t>
+      </w:r>
+      <w:proofErr w:type="spellStart"/>
+      <w:r>
+        <w:rPr>
+          <w:rFonts w:ascii="Times New Roman" w:eastAsia="Times New Roman" w:hAnsi="Times New Roman" w:cs="Times New Roman"/>
+          <w:sz w:val="24"/>
+          <w:szCs w:val="24"/>
+          <w:lang w:eastAsia="es-ES"/>
+        </w:rPr>
+        <w:t>caracter</w:t>
+      </w:r>
+      <w:proofErr w:type="spellEnd"/>
+      <w:r>
+        <w:rPr>
+          <w:rFonts w:ascii="Times New Roman" w:eastAsia="Times New Roman" w:hAnsi="Times New Roman" w:cs="Times New Roman"/>
+          <w:sz w:val="24"/>
+          <w:szCs w:val="24"/>
+          <w:lang w:eastAsia="es-ES"/>
+        </w:rPr>
+        <w:t xml:space="preserve"> en la cadena s.</w:t>
+      </w:r>
+    </w:p>
+    <w:p>
+      <w:pPr>
+        <w:spacing w:before="100" w:beforeAutospacing="1" w:after="100" w:afterAutospacing="1" w:line="240" w:lineRule="auto"/>
+        <w:rPr>
+          <w:rFonts w:ascii="Times New Roman" w:eastAsia="Times New Roman" w:hAnsi="Times New Roman" w:cs="Times New Roman"/>
+          <w:sz w:val="24"/>
+          <w:szCs w:val="24"/>
+          <w:lang w:val="en-US" w:eastAsia="es-ES"/>
+        </w:rPr>
+      </w:pPr>
+      <w:r>
+        <w:rPr>
+          <w:rFonts w:ascii="Times New Roman" w:eastAsia="Times New Roman" w:hAnsi="Symbol" w:cs="Times New Roman"/>
+          <w:sz w:val="24"/>
+          <w:szCs w:val="24"/>
+          <w:lang w:eastAsia="es-ES"/>
+        </w:rPr>
+        <w:t></w:t>
+      </w:r>
+      <w:r>
+        <w:rPr>
+          <w:rFonts w:ascii="Times New Roman" w:eastAsia="Times New Roman" w:hAnsi="Times New Roman" w:cs="Times New Roman"/>
+          <w:sz w:val="24"/>
+          <w:szCs w:val="24"/>
+          <w:lang w:val="en-US" w:eastAsia="es-ES"/>
+        </w:rPr>
+        <w:t xml:space="preserve">  </w:t>
+      </w:r>
+      <w:proofErr w:type="gramStart"/>
+      <w:r>
+        <w:rPr>
+          <w:rFonts w:ascii="Times New Roman" w:eastAsia="Times New Roman" w:hAnsi="Times New Roman" w:cs="Times New Roman"/>
+          <w:sz w:val="24"/>
+          <w:szCs w:val="24"/>
+          <w:lang w:val="en-US" w:eastAsia="es-ES"/>
+        </w:rPr>
+        <w:t>strrchr</w:t>
+      </w:r>
+      <w:proofErr w:type="gramEnd"/>
+    </w:p>
+    <w:p>
+      <w:pPr>
+        <w:spacing w:before="100" w:beforeAutospacing="1" w:after="100" w:afterAutospacing="1" w:line="240" w:lineRule="auto"/>
+        <w:rPr>
+          <w:rFonts w:ascii="Times New Roman" w:eastAsia="Times New Roman" w:hAnsi="Times New Roman" w:cs="Times New Roman"/>
+          <w:sz w:val="24"/>
+          <w:szCs w:val="24"/>
+          <w:lang w:val="en-US" w:eastAsia="es-ES"/>
+        </w:rPr>
+      </w:pPr>
+      <w:r>
+        <w:rPr>
+          <w:rFonts w:ascii="Times New Roman" w:eastAsia="Times New Roman" w:hAnsi="Times New Roman" w:cs="Times New Roman"/>
+          <w:sz w:val="24"/>
+          <w:szCs w:val="24"/>
+          <w:lang w:val="en-US" w:eastAsia="es-ES"/>
+        </w:rPr>
+        <w:t>strrchr(/*const char *s*/, /*int caracter*/)</w:t>
+      </w:r>
+    </w:p>
+    <w:p>
+      <w:pPr>
+        <w:spacing w:before="100" w:beforeAutospacing="1" w:after="100" w:afterAutospacing="1" w:line="240" w:lineRule="auto"/>
+        <w:rPr>
+          <w:rFonts w:ascii="Times New Roman" w:eastAsia="Times New Roman" w:hAnsi="Times New Roman" w:cs="Times New Roman"/>
+          <w:sz w:val="24"/>
+          <w:szCs w:val="24"/>
+          <w:lang w:eastAsia="es-ES"/>
+        </w:rPr>
+      </w:pPr>
+      <w:r>
+        <w:rPr>
+          <w:rFonts w:ascii="Times New Roman" w:eastAsia="Times New Roman" w:hAnsi="Times New Roman" w:cs="Times New Roman"/>
+          <w:sz w:val="24"/>
+          <w:szCs w:val="24"/>
+          <w:lang w:eastAsia="es-ES"/>
+        </w:rPr>
+        <w:t xml:space="preserve">Busca la última ocurrencia del </w:t>
+      </w:r>
+      <w:proofErr w:type="spellStart"/>
+      <w:r>
+        <w:rPr>
+          <w:rFonts w:ascii="Times New Roman" w:eastAsia="Times New Roman" w:hAnsi="Times New Roman" w:cs="Times New Roman"/>
+          <w:sz w:val="24"/>
+          <w:szCs w:val="24"/>
+          <w:lang w:eastAsia="es-ES"/>
+        </w:rPr>
+        <w:t>caracter</w:t>
+      </w:r>
+      <w:proofErr w:type="spellEnd"/>
+      <w:r>
+        <w:rPr>
+          <w:rFonts w:ascii="Times New Roman" w:eastAsia="Times New Roman" w:hAnsi="Times New Roman" w:cs="Times New Roman"/>
+          <w:sz w:val="24"/>
+          <w:szCs w:val="24"/>
+          <w:lang w:eastAsia="es-ES"/>
+        </w:rPr>
+        <w:t xml:space="preserve"> en la cadena s.</w:t>
+      </w:r>
+    </w:p>
+    <w:p>
+      <w:pPr>
+        <w:spacing w:before="100" w:beforeAutospacing="1" w:after="100" w:afterAutospacing="1" w:line="240" w:lineRule="auto"/>
+        <w:rPr>
+          <w:rFonts w:ascii="Times New Roman" w:eastAsia="Times New Roman" w:hAnsi="Times New Roman" w:cs="Times New Roman"/>
+          <w:sz w:val="24"/>
+          <w:szCs w:val="24"/>
+          <w:lang w:eastAsia="es-ES"/>
+        </w:rPr>
+      </w:pPr>
+      <w:r>
+        <w:rPr>
+          <w:rFonts w:ascii="Times New Roman" w:eastAsia="Times New Roman" w:hAnsi="Symbol" w:cs="Times New Roman"/>
+          <w:sz w:val="24"/>
+          <w:szCs w:val="24"/>
+          <w:lang w:eastAsia="es-ES"/>
+        </w:rPr>
+        <w:t></w:t>
+      </w:r>
+      <w:r>
+        <w:rPr>
+          <w:rFonts w:ascii="Times New Roman" w:eastAsia="Times New Roman" w:hAnsi="Times New Roman" w:cs="Times New Roman"/>
+          <w:sz w:val="24"/>
+          <w:szCs w:val="24"/>
+          <w:lang w:eastAsia="es-ES"/>
+        </w:rPr>
+        <w:t xml:space="preserve">  </w:t>
+      </w:r>
+      <w:proofErr w:type="spellStart"/>
+      <w:proofErr w:type="gramStart"/>
+      <w:r>
+        <w:rPr>
+          <w:rFonts w:ascii="Times New Roman" w:eastAsia="Times New Roman" w:hAnsi="Times New Roman" w:cs="Times New Roman"/>
+          <w:sz w:val="24"/>
+          <w:szCs w:val="24"/>
+          <w:lang w:eastAsia="es-ES"/>
+        </w:rPr>
+        <w:t>strstr</w:t>
+      </w:r>
+      <w:proofErr w:type="spellEnd"/>
+      <w:proofErr w:type="gramEnd"/>
+    </w:p>
+    <w:p>
+      <w:pPr>
+        <w:spacing w:before="100" w:beforeAutospacing="1" w:after="100" w:afterAutospacing="1" w:line="240" w:lineRule="auto"/>
+        <w:rPr>
+          <w:rFonts w:ascii="Times New Roman" w:eastAsia="Times New Roman" w:hAnsi="Times New Roman" w:cs="Times New Roman"/>
+          <w:sz w:val="24"/>
+          <w:szCs w:val="24"/>
+          <w:lang w:eastAsia="es-ES"/>
+        </w:rPr>
+      </w:pPr>
+      <w:proofErr w:type="spellStart"/>
+      <w:proofErr w:type="gramStart"/>
+      <w:r>
+        <w:rPr>
+          <w:rFonts w:ascii="Times New Roman" w:eastAsia="Times New Roman" w:hAnsi="Times New Roman" w:cs="Times New Roman"/>
+          <w:sz w:val="24"/>
+          <w:szCs w:val="24"/>
+          <w:lang w:eastAsia="es-ES"/>
+        </w:rPr>
+        <w:t>strstr</w:t>
+      </w:r>
+      <w:proofErr w:type="spellEnd"/>
+      <w:proofErr w:type="gramEnd"/>
+      <w:r>
+        <w:rPr>
+          <w:rFonts w:ascii="Times New Roman" w:eastAsia="Times New Roman" w:hAnsi="Times New Roman" w:cs="Times New Roman"/>
+          <w:sz w:val="24"/>
+          <w:szCs w:val="24"/>
+          <w:lang w:eastAsia="es-ES"/>
+        </w:rPr>
+        <w:t>(/*</w:t>
+      </w:r>
+      <w:proofErr w:type="spellStart"/>
+      <w:r>
+        <w:rPr>
+          <w:rFonts w:ascii="Times New Roman" w:eastAsia="Times New Roman" w:hAnsi="Times New Roman" w:cs="Times New Roman"/>
+          <w:sz w:val="24"/>
+          <w:szCs w:val="24"/>
+          <w:lang w:eastAsia="es-ES"/>
+        </w:rPr>
+        <w:t>const</w:t>
+      </w:r>
+      <w:proofErr w:type="spellEnd"/>
+      <w:r>
+        <w:rPr>
+          <w:rFonts w:ascii="Times New Roman" w:eastAsia="Times New Roman" w:hAnsi="Times New Roman" w:cs="Times New Roman"/>
+          <w:sz w:val="24"/>
+          <w:szCs w:val="24"/>
+          <w:lang w:eastAsia="es-ES"/>
+        </w:rPr>
+        <w:t xml:space="preserve"> </w:t>
+      </w:r>
+      <w:proofErr w:type="spellStart"/>
+      <w:r>
+        <w:rPr>
+          <w:rFonts w:ascii="Times New Roman" w:eastAsia="Times New Roman" w:hAnsi="Times New Roman" w:cs="Times New Roman"/>
+          <w:sz w:val="24"/>
+          <w:szCs w:val="24"/>
+          <w:lang w:eastAsia="es-ES"/>
+        </w:rPr>
+        <w:t>char</w:t>
+      </w:r>
+      <w:proofErr w:type="spellEnd"/>
+      <w:r>
+        <w:rPr>
+          <w:rFonts w:ascii="Times New Roman" w:eastAsia="Times New Roman" w:hAnsi="Times New Roman" w:cs="Times New Roman"/>
+          <w:sz w:val="24"/>
+          <w:szCs w:val="24"/>
+          <w:lang w:eastAsia="es-ES"/>
+        </w:rPr>
+        <w:t xml:space="preserve"> *cadena*/, /*</w:t>
+      </w:r>
+      <w:proofErr w:type="spellStart"/>
+      <w:r>
+        <w:rPr>
+          <w:rFonts w:ascii="Times New Roman" w:eastAsia="Times New Roman" w:hAnsi="Times New Roman" w:cs="Times New Roman"/>
+          <w:sz w:val="24"/>
+          <w:szCs w:val="24"/>
+          <w:lang w:eastAsia="es-ES"/>
+        </w:rPr>
+        <w:t>const</w:t>
+      </w:r>
+      <w:proofErr w:type="spellEnd"/>
+      <w:r>
+        <w:rPr>
+          <w:rFonts w:ascii="Times New Roman" w:eastAsia="Times New Roman" w:hAnsi="Times New Roman" w:cs="Times New Roman"/>
+          <w:sz w:val="24"/>
+          <w:szCs w:val="24"/>
+          <w:lang w:eastAsia="es-ES"/>
+        </w:rPr>
+        <w:t xml:space="preserve"> </w:t>
+      </w:r>
+      <w:proofErr w:type="spellStart"/>
+      <w:r>
+        <w:rPr>
+          <w:rFonts w:ascii="Times New Roman" w:eastAsia="Times New Roman" w:hAnsi="Times New Roman" w:cs="Times New Roman"/>
+          <w:sz w:val="24"/>
+          <w:szCs w:val="24"/>
+          <w:lang w:eastAsia="es-ES"/>
+        </w:rPr>
+        <w:t>char</w:t>
+      </w:r>
+      <w:proofErr w:type="spellEnd"/>
+      <w:r>
+        <w:rPr>
+          <w:rFonts w:ascii="Times New Roman" w:eastAsia="Times New Roman" w:hAnsi="Times New Roman" w:cs="Times New Roman"/>
+          <w:sz w:val="24"/>
+          <w:szCs w:val="24"/>
+          <w:lang w:eastAsia="es-ES"/>
+        </w:rPr>
+        <w:t xml:space="preserve"> *</w:t>
+      </w:r>
+      <w:proofErr w:type="spellStart"/>
+      <w:r>
+        <w:rPr>
+          <w:rFonts w:ascii="Times New Roman" w:eastAsia="Times New Roman" w:hAnsi="Times New Roman" w:cs="Times New Roman"/>
+          <w:sz w:val="24"/>
+          <w:szCs w:val="24"/>
+          <w:lang w:eastAsia="es-ES"/>
+        </w:rPr>
+        <w:t>subcadena</w:t>
+      </w:r>
+      <w:proofErr w:type="spellEnd"/>
+      <w:r>
+        <w:rPr>
+          <w:rFonts w:ascii="Times New Roman" w:eastAsia="Times New Roman" w:hAnsi="Times New Roman" w:cs="Times New Roman"/>
+          <w:sz w:val="24"/>
+          <w:szCs w:val="24"/>
+          <w:lang w:eastAsia="es-ES"/>
+        </w:rPr>
+        <w:t>*/)</w:t>
+      </w:r>
+    </w:p>
+    <w:p>
+      <w:pPr>
+        <w:spacing w:before="100" w:beforeAutospacing="1" w:after="100" w:afterAutospacing="1" w:line="240" w:lineRule="auto"/>
+        <w:rPr>
+          <w:rFonts w:ascii="Times New Roman" w:eastAsia="Times New Roman" w:hAnsi="Times New Roman" w:cs="Times New Roman"/>
+          <w:sz w:val="24"/>
+          <w:szCs w:val="24"/>
+          <w:lang w:eastAsia="es-ES"/>
+        </w:rPr>
+      </w:pPr>
+      <w:r>
+        <w:rPr>
+          <w:rFonts w:ascii="Times New Roman" w:eastAsia="Times New Roman" w:hAnsi="Times New Roman" w:cs="Times New Roman"/>
+          <w:sz w:val="24"/>
+          <w:szCs w:val="24"/>
+          <w:lang w:eastAsia="es-ES"/>
+        </w:rPr>
+        <w:t xml:space="preserve">Busca la primera ocurrencia de </w:t>
+      </w:r>
+      <w:proofErr w:type="spellStart"/>
+      <w:r>
+        <w:rPr>
+          <w:rFonts w:ascii="Times New Roman" w:eastAsia="Times New Roman" w:hAnsi="Times New Roman" w:cs="Times New Roman"/>
+          <w:sz w:val="24"/>
+          <w:szCs w:val="24"/>
+          <w:lang w:eastAsia="es-ES"/>
+        </w:rPr>
+        <w:t>subcadena</w:t>
+      </w:r>
+      <w:proofErr w:type="spellEnd"/>
+      <w:r>
+        <w:rPr>
+          <w:rFonts w:ascii="Times New Roman" w:eastAsia="Times New Roman" w:hAnsi="Times New Roman" w:cs="Times New Roman"/>
+          <w:sz w:val="24"/>
+          <w:szCs w:val="24"/>
+          <w:lang w:eastAsia="es-ES"/>
+        </w:rPr>
+        <w:t xml:space="preserve"> dentro de cadena.</w:t>
+      </w:r>
+    </w:p>
+    <w:p>
+      <w:pPr>
+        <w:spacing w:before="100" w:beforeAutospacing="1" w:after="100" w:afterAutospacing="1" w:line="240" w:lineRule="auto"/>
+        <w:rPr>
+          <w:rFonts w:ascii="Times New Roman" w:eastAsia="Times New Roman" w:hAnsi="Times New Roman" w:cs="Times New Roman"/>
+          <w:sz w:val="24"/>
+          <w:szCs w:val="24"/>
+          <w:lang w:eastAsia="es-ES"/>
+        </w:rPr>
+      </w:pPr>
+      <w:r>
+        <w:rPr>
+          <w:rFonts w:ascii="Times New Roman" w:eastAsia="Times New Roman" w:hAnsi="Symbol" w:cs="Times New Roman"/>
+          <w:sz w:val="24"/>
+          <w:szCs w:val="24"/>
+          <w:lang w:eastAsia="es-ES"/>
+        </w:rPr>
+        <w:t></w:t>
+      </w:r>
+      <w:r>
+        <w:rPr>
+          <w:rFonts w:ascii="Times New Roman" w:eastAsia="Times New Roman" w:hAnsi="Times New Roman" w:cs="Times New Roman"/>
+          <w:sz w:val="24"/>
+          <w:szCs w:val="24"/>
+          <w:lang w:eastAsia="es-ES"/>
+        </w:rPr>
+        <w:t xml:space="preserve">  </w:t>
+      </w:r>
+      <w:proofErr w:type="spellStart"/>
+      <w:proofErr w:type="gramStart"/>
+      <w:r>
+        <w:rPr>
+          <w:rFonts w:ascii="Times New Roman" w:eastAsia="Times New Roman" w:hAnsi="Times New Roman" w:cs="Times New Roman"/>
+          <w:sz w:val="24"/>
+          <w:szCs w:val="24"/>
+          <w:lang w:eastAsia="es-ES"/>
+        </w:rPr>
+        <w:t>strtok</w:t>
+      </w:r>
+      <w:proofErr w:type="spellEnd"/>
+      <w:proofErr w:type="gramEnd"/>
+    </w:p>
+    <w:p>
+      <w:pPr>
+        <w:spacing w:before="100" w:beforeAutospacing="1" w:after="100" w:afterAutospacing="1" w:line="240" w:lineRule="auto"/>
+        <w:rPr>
+          <w:rFonts w:ascii="Times New Roman" w:eastAsia="Times New Roman" w:hAnsi="Times New Roman" w:cs="Times New Roman"/>
+          <w:sz w:val="24"/>
+          <w:szCs w:val="24"/>
+          <w:lang w:eastAsia="es-ES"/>
+        </w:rPr>
+      </w:pPr>
+      <w:proofErr w:type="spellStart"/>
+      <w:proofErr w:type="gramStart"/>
+      <w:r>
+        <w:rPr>
+          <w:rFonts w:ascii="Times New Roman" w:eastAsia="Times New Roman" w:hAnsi="Times New Roman" w:cs="Times New Roman"/>
+          <w:sz w:val="24"/>
+          <w:szCs w:val="24"/>
+          <w:lang w:eastAsia="es-ES"/>
+        </w:rPr>
+        <w:t>strtok</w:t>
+      </w:r>
+      <w:proofErr w:type="spellEnd"/>
+      <w:proofErr w:type="gramEnd"/>
+      <w:r>
+        <w:rPr>
+          <w:rFonts w:ascii="Times New Roman" w:eastAsia="Times New Roman" w:hAnsi="Times New Roman" w:cs="Times New Roman"/>
+          <w:sz w:val="24"/>
+          <w:szCs w:val="24"/>
+          <w:lang w:eastAsia="es-ES"/>
+        </w:rPr>
+        <w:t>(/*</w:t>
+      </w:r>
+      <w:proofErr w:type="spellStart"/>
+      <w:r>
+        <w:rPr>
+          <w:rFonts w:ascii="Times New Roman" w:eastAsia="Times New Roman" w:hAnsi="Times New Roman" w:cs="Times New Roman"/>
+          <w:sz w:val="24"/>
+          <w:szCs w:val="24"/>
+          <w:lang w:eastAsia="es-ES"/>
+        </w:rPr>
+        <w:t>char</w:t>
+      </w:r>
+      <w:proofErr w:type="spellEnd"/>
+      <w:r>
+        <w:rPr>
+          <w:rFonts w:ascii="Times New Roman" w:eastAsia="Times New Roman" w:hAnsi="Times New Roman" w:cs="Times New Roman"/>
+          <w:sz w:val="24"/>
+          <w:szCs w:val="24"/>
+          <w:lang w:eastAsia="es-ES"/>
+        </w:rPr>
+        <w:t xml:space="preserve"> *cadena*/, /*</w:t>
+      </w:r>
+      <w:proofErr w:type="spellStart"/>
+      <w:r>
+        <w:rPr>
+          <w:rFonts w:ascii="Times New Roman" w:eastAsia="Times New Roman" w:hAnsi="Times New Roman" w:cs="Times New Roman"/>
+          <w:sz w:val="24"/>
+          <w:szCs w:val="24"/>
+          <w:lang w:eastAsia="es-ES"/>
+        </w:rPr>
+        <w:t>const</w:t>
+      </w:r>
+      <w:proofErr w:type="spellEnd"/>
+      <w:r>
+        <w:rPr>
+          <w:rFonts w:ascii="Times New Roman" w:eastAsia="Times New Roman" w:hAnsi="Times New Roman" w:cs="Times New Roman"/>
+          <w:sz w:val="24"/>
+          <w:szCs w:val="24"/>
+          <w:lang w:eastAsia="es-ES"/>
+        </w:rPr>
+        <w:t xml:space="preserve"> </w:t>
+      </w:r>
+      <w:proofErr w:type="spellStart"/>
+      <w:r>
+        <w:rPr>
+          <w:rFonts w:ascii="Times New Roman" w:eastAsia="Times New Roman" w:hAnsi="Times New Roman" w:cs="Times New Roman"/>
+          <w:sz w:val="24"/>
+          <w:szCs w:val="24"/>
+          <w:lang w:eastAsia="es-ES"/>
+        </w:rPr>
+        <w:t>char</w:t>
+      </w:r>
+      <w:proofErr w:type="spellEnd"/>
+      <w:r>
+        <w:rPr>
+          <w:rFonts w:ascii="Times New Roman" w:eastAsia="Times New Roman" w:hAnsi="Times New Roman" w:cs="Times New Roman"/>
+          <w:sz w:val="24"/>
+          <w:szCs w:val="24"/>
+          <w:lang w:eastAsia="es-ES"/>
+        </w:rPr>
+        <w:t xml:space="preserve"> *delimitadores*/)</w:t>
+      </w:r>
+    </w:p>
+    <w:p>
+      <w:pPr>
+        <w:spacing w:before="100" w:beforeAutospacing="1" w:after="100" w:afterAutospacing="1" w:line="240" w:lineRule="auto"/>
+        <w:rPr>
+          <w:rFonts w:ascii="Times New Roman" w:eastAsia="Times New Roman" w:hAnsi="Times New Roman" w:cs="Times New Roman"/>
+          <w:sz w:val="24"/>
+          <w:szCs w:val="24"/>
+          <w:lang w:eastAsia="es-ES"/>
+        </w:rPr>
+      </w:pPr>
+      <w:r>
+        <w:rPr>
+          <w:rFonts w:ascii="Times New Roman" w:eastAsia="Times New Roman" w:hAnsi="Times New Roman" w:cs="Times New Roman"/>
+          <w:sz w:val="24"/>
+          <w:szCs w:val="24"/>
+          <w:lang w:eastAsia="es-ES"/>
+        </w:rPr>
+        <w:t xml:space="preserve">Divide la cadena en </w:t>
+      </w:r>
+      <w:proofErr w:type="spellStart"/>
+      <w:r>
+        <w:rPr>
+          <w:rFonts w:ascii="Times New Roman" w:eastAsia="Times New Roman" w:hAnsi="Times New Roman" w:cs="Times New Roman"/>
+          <w:sz w:val="24"/>
+          <w:szCs w:val="24"/>
+          <w:lang w:eastAsia="es-ES"/>
+        </w:rPr>
+        <w:t>tokens</w:t>
+      </w:r>
+      <w:proofErr w:type="spellEnd"/>
+      <w:r>
+        <w:rPr>
+          <w:rFonts w:ascii="Times New Roman" w:eastAsia="Times New Roman" w:hAnsi="Times New Roman" w:cs="Times New Roman"/>
+          <w:sz w:val="24"/>
+          <w:szCs w:val="24"/>
+          <w:lang w:eastAsia="es-ES"/>
+        </w:rPr>
+        <w:t xml:space="preserve"> utilizando los delimitadores.</w:t>
+      </w:r>
+    </w:p>
+    <w:p>
+      <w:pPr>
+        <w:spacing w:before="100" w:beforeAutospacing="1" w:after="100" w:afterAutospacing="1" w:line="240" w:lineRule="auto"/>
+        <w:rPr>
+          <w:rFonts w:ascii="Times New Roman" w:eastAsia="Times New Roman" w:hAnsi="Times New Roman" w:cs="Times New Roman"/>
+          <w:sz w:val="24"/>
+          <w:szCs w:val="24"/>
+          <w:lang w:eastAsia="es-ES"/>
+        </w:rPr>
+      </w:pPr>
+      <w:r>
+        <w:rPr>
+          <w:rFonts w:ascii="Times New Roman" w:eastAsia="Times New Roman" w:hAnsi="Symbol" w:cs="Times New Roman"/>
+          <w:sz w:val="24"/>
+          <w:szCs w:val="24"/>
+          <w:lang w:eastAsia="es-ES"/>
+        </w:rPr>
+        <w:t></w:t>
+      </w:r>
+      <w:r>
+        <w:rPr>
+          <w:rFonts w:ascii="Times New Roman" w:eastAsia="Times New Roman" w:hAnsi="Times New Roman" w:cs="Times New Roman"/>
+          <w:sz w:val="24"/>
+          <w:szCs w:val="24"/>
+          <w:lang w:eastAsia="es-ES"/>
+        </w:rPr>
+        <w:t xml:space="preserve">  </w:t>
+      </w:r>
+      <w:proofErr w:type="spellStart"/>
+      <w:proofErr w:type="gramStart"/>
+      <w:r>
+        <w:rPr>
+          <w:rFonts w:ascii="Times New Roman" w:eastAsia="Times New Roman" w:hAnsi="Times New Roman" w:cs="Times New Roman"/>
+          <w:sz w:val="24"/>
+          <w:szCs w:val="24"/>
+          <w:lang w:eastAsia="es-ES"/>
+        </w:rPr>
+        <w:t>strspn</w:t>
+      </w:r>
+      <w:proofErr w:type="spellEnd"/>
+      <w:proofErr w:type="gramEnd"/>
+    </w:p>
+    <w:p>
+      <w:pPr>
+        <w:spacing w:before="100" w:beforeAutospacing="1" w:after="100" w:afterAutospacing="1" w:line="240" w:lineRule="auto"/>
+        <w:rPr>
+          <w:rFonts w:ascii="Times New Roman" w:eastAsia="Times New Roman" w:hAnsi="Times New Roman" w:cs="Times New Roman"/>
+          <w:sz w:val="24"/>
+          <w:szCs w:val="24"/>
+          <w:lang w:eastAsia="es-ES"/>
+        </w:rPr>
+      </w:pPr>
+      <w:proofErr w:type="spellStart"/>
+      <w:proofErr w:type="gramStart"/>
+      <w:r>
+        <w:rPr>
+          <w:rFonts w:ascii="Times New Roman" w:eastAsia="Times New Roman" w:hAnsi="Times New Roman" w:cs="Times New Roman"/>
+          <w:sz w:val="24"/>
+          <w:szCs w:val="24"/>
+          <w:lang w:eastAsia="es-ES"/>
+        </w:rPr>
+        <w:t>strspn</w:t>
+      </w:r>
+      <w:proofErr w:type="spellEnd"/>
+      <w:proofErr w:type="gramEnd"/>
+      <w:r>
+        <w:rPr>
+          <w:rFonts w:ascii="Times New Roman" w:eastAsia="Times New Roman" w:hAnsi="Times New Roman" w:cs="Times New Roman"/>
+          <w:sz w:val="24"/>
+          <w:szCs w:val="24"/>
+          <w:lang w:eastAsia="es-ES"/>
+        </w:rPr>
+        <w:t>(/*</w:t>
+      </w:r>
+      <w:proofErr w:type="spellStart"/>
+      <w:r>
+        <w:rPr>
+          <w:rFonts w:ascii="Times New Roman" w:eastAsia="Times New Roman" w:hAnsi="Times New Roman" w:cs="Times New Roman"/>
+          <w:sz w:val="24"/>
+          <w:szCs w:val="24"/>
+          <w:lang w:eastAsia="es-ES"/>
+        </w:rPr>
+        <w:t>const</w:t>
+      </w:r>
+      <w:proofErr w:type="spellEnd"/>
+      <w:r>
+        <w:rPr>
+          <w:rFonts w:ascii="Times New Roman" w:eastAsia="Times New Roman" w:hAnsi="Times New Roman" w:cs="Times New Roman"/>
+          <w:sz w:val="24"/>
+          <w:szCs w:val="24"/>
+          <w:lang w:eastAsia="es-ES"/>
+        </w:rPr>
+        <w:t xml:space="preserve"> </w:t>
+      </w:r>
+      <w:proofErr w:type="spellStart"/>
+      <w:r>
+        <w:rPr>
+          <w:rFonts w:ascii="Times New Roman" w:eastAsia="Times New Roman" w:hAnsi="Times New Roman" w:cs="Times New Roman"/>
+          <w:sz w:val="24"/>
+          <w:szCs w:val="24"/>
+          <w:lang w:eastAsia="es-ES"/>
+        </w:rPr>
+        <w:t>char</w:t>
+      </w:r>
+      <w:proofErr w:type="spellEnd"/>
+      <w:r>
+        <w:rPr>
+          <w:rFonts w:ascii="Times New Roman" w:eastAsia="Times New Roman" w:hAnsi="Times New Roman" w:cs="Times New Roman"/>
+          <w:sz w:val="24"/>
+          <w:szCs w:val="24"/>
+          <w:lang w:eastAsia="es-ES"/>
+        </w:rPr>
+        <w:t xml:space="preserve"> *s1*/, /*</w:t>
+      </w:r>
+      <w:proofErr w:type="spellStart"/>
+      <w:r>
+        <w:rPr>
+          <w:rFonts w:ascii="Times New Roman" w:eastAsia="Times New Roman" w:hAnsi="Times New Roman" w:cs="Times New Roman"/>
+          <w:sz w:val="24"/>
+          <w:szCs w:val="24"/>
+          <w:lang w:eastAsia="es-ES"/>
+        </w:rPr>
+        <w:t>const</w:t>
+      </w:r>
+      <w:proofErr w:type="spellEnd"/>
+      <w:r>
+        <w:rPr>
+          <w:rFonts w:ascii="Times New Roman" w:eastAsia="Times New Roman" w:hAnsi="Times New Roman" w:cs="Times New Roman"/>
+          <w:sz w:val="24"/>
+          <w:szCs w:val="24"/>
+          <w:lang w:eastAsia="es-ES"/>
+        </w:rPr>
+        <w:t xml:space="preserve"> </w:t>
+      </w:r>
+      <w:proofErr w:type="spellStart"/>
+      <w:r>
+        <w:rPr>
+          <w:rFonts w:ascii="Times New Roman" w:eastAsia="Times New Roman" w:hAnsi="Times New Roman" w:cs="Times New Roman"/>
+          <w:sz w:val="24"/>
+          <w:szCs w:val="24"/>
+          <w:lang w:eastAsia="es-ES"/>
+        </w:rPr>
+        <w:t>char</w:t>
+      </w:r>
+      <w:proofErr w:type="spellEnd"/>
+      <w:r>
+        <w:rPr>
+          <w:rFonts w:ascii="Times New Roman" w:eastAsia="Times New Roman" w:hAnsi="Times New Roman" w:cs="Times New Roman"/>
+          <w:sz w:val="24"/>
+          <w:szCs w:val="24"/>
+          <w:lang w:eastAsia="es-ES"/>
+        </w:rPr>
+        <w:t xml:space="preserve"> *aceptados*/)</w:t>
+      </w:r>
+    </w:p>
+    <w:p>
+      <w:pPr>
+        <w:spacing w:before="100" w:beforeAutospacing="1" w:after="100" w:afterAutospacing="1" w:line="240" w:lineRule="auto"/>
+        <w:rPr>
+          <w:rFonts w:ascii="Times New Roman" w:eastAsia="Times New Roman" w:hAnsi="Times New Roman" w:cs="Times New Roman"/>
+          <w:sz w:val="24"/>
+          <w:szCs w:val="24"/>
+          <w:lang w:eastAsia="es-ES"/>
+        </w:rPr>
+      </w:pPr>
+      <w:r>
+        <w:rPr>
+          <w:rFonts w:ascii="Times New Roman" w:eastAsia="Times New Roman" w:hAnsi="Times New Roman" w:cs="Times New Roman"/>
+          <w:sz w:val="24"/>
+          <w:szCs w:val="24"/>
+          <w:lang w:eastAsia="es-ES"/>
+        </w:rPr>
+        <w:t>Calcula la longitud del segmento inicial de s1 que solo contiene caracteres de aceptados.</w:t>
+      </w:r>
+    </w:p>
+    <w:p>
+      <w:pPr>
+        <w:spacing w:before="100" w:beforeAutospacing="1" w:after="100" w:afterAutospacing="1" w:line="240" w:lineRule="auto"/>
+        <w:rPr>
+          <w:rFonts w:ascii="Times New Roman" w:eastAsia="Times New Roman" w:hAnsi="Times New Roman" w:cs="Times New Roman"/>
+          <w:sz w:val="24"/>
+          <w:szCs w:val="24"/>
+          <w:lang w:eastAsia="es-ES"/>
+        </w:rPr>
+      </w:pPr>
+      <w:r>
+        <w:rPr>
+          <w:rFonts w:ascii="Times New Roman" w:eastAsia="Times New Roman" w:hAnsi="Symbol" w:cs="Times New Roman"/>
+          <w:sz w:val="24"/>
+          <w:szCs w:val="24"/>
+          <w:lang w:eastAsia="es-ES"/>
+        </w:rPr>
+        <w:t></w:t>
+      </w:r>
+      <w:r>
+        <w:rPr>
+          <w:rFonts w:ascii="Times New Roman" w:eastAsia="Times New Roman" w:hAnsi="Times New Roman" w:cs="Times New Roman"/>
+          <w:sz w:val="24"/>
+          <w:szCs w:val="24"/>
+          <w:lang w:eastAsia="es-ES"/>
+        </w:rPr>
+        <w:t xml:space="preserve">  </w:t>
+      </w:r>
+      <w:proofErr w:type="spellStart"/>
+      <w:proofErr w:type="gramStart"/>
+      <w:r>
+        <w:rPr>
+          <w:rFonts w:ascii="Times New Roman" w:eastAsia="Times New Roman" w:hAnsi="Times New Roman" w:cs="Times New Roman"/>
+          <w:sz w:val="24"/>
+          <w:szCs w:val="24"/>
+          <w:lang w:eastAsia="es-ES"/>
+        </w:rPr>
+        <w:t>strcspn</w:t>
+      </w:r>
+      <w:proofErr w:type="spellEnd"/>
+      <w:proofErr w:type="gramEnd"/>
+    </w:p>
+    <w:p>
+      <w:pPr>
+        <w:spacing w:before="100" w:beforeAutospacing="1" w:after="100" w:afterAutospacing="1" w:line="240" w:lineRule="auto"/>
+        <w:rPr>
+          <w:rFonts w:ascii="Times New Roman" w:eastAsia="Times New Roman" w:hAnsi="Times New Roman" w:cs="Times New Roman"/>
+          <w:sz w:val="24"/>
+          <w:szCs w:val="24"/>
+          <w:lang w:eastAsia="es-ES"/>
+        </w:rPr>
+      </w:pPr>
+      <w:proofErr w:type="spellStart"/>
+      <w:proofErr w:type="gramStart"/>
+      <w:r>
+        <w:rPr>
+          <w:rFonts w:ascii="Times New Roman" w:eastAsia="Times New Roman" w:hAnsi="Times New Roman" w:cs="Times New Roman"/>
+          <w:sz w:val="24"/>
+          <w:szCs w:val="24"/>
+          <w:lang w:eastAsia="es-ES"/>
+        </w:rPr>
+        <w:t>strcspn</w:t>
+      </w:r>
+      <w:proofErr w:type="spellEnd"/>
+      <w:proofErr w:type="gramEnd"/>
+      <w:r>
+        <w:rPr>
+          <w:rFonts w:ascii="Times New Roman" w:eastAsia="Times New Roman" w:hAnsi="Times New Roman" w:cs="Times New Roman"/>
+          <w:sz w:val="24"/>
+          <w:szCs w:val="24"/>
+          <w:lang w:eastAsia="es-ES"/>
+        </w:rPr>
+        <w:t>(/*</w:t>
+      </w:r>
+      <w:proofErr w:type="spellStart"/>
+      <w:r>
+        <w:rPr>
+          <w:rFonts w:ascii="Times New Roman" w:eastAsia="Times New Roman" w:hAnsi="Times New Roman" w:cs="Times New Roman"/>
+          <w:sz w:val="24"/>
+          <w:szCs w:val="24"/>
+          <w:lang w:eastAsia="es-ES"/>
+        </w:rPr>
+        <w:t>const</w:t>
+      </w:r>
+      <w:proofErr w:type="spellEnd"/>
+      <w:r>
+        <w:rPr>
+          <w:rFonts w:ascii="Times New Roman" w:eastAsia="Times New Roman" w:hAnsi="Times New Roman" w:cs="Times New Roman"/>
+          <w:sz w:val="24"/>
+          <w:szCs w:val="24"/>
+          <w:lang w:eastAsia="es-ES"/>
+        </w:rPr>
+        <w:t xml:space="preserve"> </w:t>
+      </w:r>
+      <w:proofErr w:type="spellStart"/>
+      <w:r>
+        <w:rPr>
+          <w:rFonts w:ascii="Times New Roman" w:eastAsia="Times New Roman" w:hAnsi="Times New Roman" w:cs="Times New Roman"/>
+          <w:sz w:val="24"/>
+          <w:szCs w:val="24"/>
+          <w:lang w:eastAsia="es-ES"/>
+        </w:rPr>
+        <w:t>char</w:t>
+      </w:r>
+      <w:proofErr w:type="spellEnd"/>
+      <w:r>
+        <w:rPr>
+          <w:rFonts w:ascii="Times New Roman" w:eastAsia="Times New Roman" w:hAnsi="Times New Roman" w:cs="Times New Roman"/>
+          <w:sz w:val="24"/>
+          <w:szCs w:val="24"/>
+          <w:lang w:eastAsia="es-ES"/>
+        </w:rPr>
+        <w:t xml:space="preserve"> *s1*/, /*</w:t>
+      </w:r>
+      <w:proofErr w:type="spellStart"/>
+      <w:r>
+        <w:rPr>
+          <w:rFonts w:ascii="Times New Roman" w:eastAsia="Times New Roman" w:hAnsi="Times New Roman" w:cs="Times New Roman"/>
+          <w:sz w:val="24"/>
+          <w:szCs w:val="24"/>
+          <w:lang w:eastAsia="es-ES"/>
+        </w:rPr>
+        <w:t>const</w:t>
+      </w:r>
+      <w:proofErr w:type="spellEnd"/>
+      <w:r>
+        <w:rPr>
+          <w:rFonts w:ascii="Times New Roman" w:eastAsia="Times New Roman" w:hAnsi="Times New Roman" w:cs="Times New Roman"/>
+          <w:sz w:val="24"/>
+          <w:szCs w:val="24"/>
+          <w:lang w:eastAsia="es-ES"/>
+        </w:rPr>
+        <w:t xml:space="preserve"> </w:t>
+      </w:r>
+      <w:proofErr w:type="spellStart"/>
+      <w:r>
+        <w:rPr>
+          <w:rFonts w:ascii="Times New Roman" w:eastAsia="Times New Roman" w:hAnsi="Times New Roman" w:cs="Times New Roman"/>
+          <w:sz w:val="24"/>
+          <w:szCs w:val="24"/>
+          <w:lang w:eastAsia="es-ES"/>
+        </w:rPr>
+        <w:t>char</w:t>
+      </w:r>
+      <w:proofErr w:type="spellEnd"/>
+      <w:r>
+        <w:rPr>
+          <w:rFonts w:ascii="Times New Roman" w:eastAsia="Times New Roman" w:hAnsi="Times New Roman" w:cs="Times New Roman"/>
+          <w:sz w:val="24"/>
+          <w:szCs w:val="24"/>
+          <w:lang w:eastAsia="es-ES"/>
+        </w:rPr>
+        <w:t xml:space="preserve"> *rechazados*/)</w:t>
+      </w:r>
+    </w:p>
+    <w:p>
+      <w:pPr>
+        <w:spacing w:before="100" w:beforeAutospacing="1" w:after="100" w:afterAutospacing="1" w:line="240" w:lineRule="auto"/>
+        <w:rPr>
+          <w:rFonts w:ascii="Times New Roman" w:eastAsia="Times New Roman" w:hAnsi="Times New Roman" w:cs="Times New Roman"/>
+          <w:sz w:val="24"/>
+          <w:szCs w:val="24"/>
+          <w:lang w:eastAsia="es-ES"/>
+        </w:rPr>
+      </w:pPr>
+      <w:r>
+        <w:rPr>
+          <w:rFonts w:ascii="Times New Roman" w:eastAsia="Times New Roman" w:hAnsi="Times New Roman" w:cs="Times New Roman"/>
+          <w:sz w:val="24"/>
+          <w:szCs w:val="24"/>
+          <w:lang w:eastAsia="es-ES"/>
+        </w:rPr>
+        <w:t>Calcula la longitud del segmento inicial de s1 que no contiene ningún carácter de rechazados.</w:t>
+      </w:r>
+    </w:p>
+    <w:p>
+      <w:pPr>
+        <w:spacing w:before="100" w:beforeAutospacing="1" w:after="100" w:afterAutospacing="1" w:line="240" w:lineRule="auto"/>
+        <w:rPr>
+          <w:rFonts w:ascii="Times New Roman" w:eastAsia="Times New Roman" w:hAnsi="Times New Roman" w:cs="Times New Roman"/>
+          <w:sz w:val="24"/>
+          <w:szCs w:val="24"/>
+          <w:lang w:val="en-US" w:eastAsia="es-ES"/>
+        </w:rPr>
+      </w:pPr>
+      <w:r>
+        <w:rPr>
+          <w:rFonts w:ascii="Times New Roman" w:eastAsia="Times New Roman" w:hAnsi="Symbol" w:cs="Times New Roman"/>
+          <w:sz w:val="24"/>
+          <w:szCs w:val="24"/>
+          <w:lang w:eastAsia="es-ES"/>
+        </w:rPr>
+        <w:t></w:t>
+      </w:r>
+      <w:r>
+        <w:rPr>
+          <w:rFonts w:ascii="Times New Roman" w:eastAsia="Times New Roman" w:hAnsi="Times New Roman" w:cs="Times New Roman"/>
+          <w:sz w:val="24"/>
+          <w:szCs w:val="24"/>
+          <w:lang w:val="en-US" w:eastAsia="es-ES"/>
+        </w:rPr>
+        <w:t xml:space="preserve">  </w:t>
+      </w:r>
+      <w:proofErr w:type="gramStart"/>
+      <w:r>
+        <w:rPr>
+          <w:rFonts w:ascii="Times New Roman" w:eastAsia="Times New Roman" w:hAnsi="Times New Roman" w:cs="Times New Roman"/>
+          <w:sz w:val="24"/>
+          <w:szCs w:val="24"/>
+          <w:lang w:val="en-US" w:eastAsia="es-ES"/>
+        </w:rPr>
+        <w:t>memcpy</w:t>
+      </w:r>
+      <w:proofErr w:type="gramEnd"/>
+    </w:p>
+    <w:p>
+      <w:pPr>
+        <w:spacing w:before="100" w:beforeAutospacing="1" w:after="100" w:afterAutospacing="1" w:line="240" w:lineRule="auto"/>
+        <w:rPr>
+          <w:rFonts w:ascii="Times New Roman" w:eastAsia="Times New Roman" w:hAnsi="Times New Roman" w:cs="Times New Roman"/>
+          <w:sz w:val="24"/>
+          <w:szCs w:val="24"/>
+          <w:lang w:val="en-US" w:eastAsia="es-ES"/>
+        </w:rPr>
+      </w:pPr>
+      <w:r>
+        <w:rPr>
+          <w:rFonts w:ascii="Times New Roman" w:eastAsia="Times New Roman" w:hAnsi="Times New Roman" w:cs="Times New Roman"/>
+          <w:sz w:val="24"/>
+          <w:szCs w:val="24"/>
+          <w:lang w:val="en-US" w:eastAsia="es-ES"/>
+        </w:rPr>
+        <w:t>memcpy(/*void *destino*/, /*const void *origen*/, /*size_t n*/)</w:t>
+      </w:r>
+    </w:p>
+    <w:p>
+      <w:pPr>
+        <w:spacing w:before="100" w:beforeAutospacing="1" w:after="100" w:afterAutospacing="1" w:line="240" w:lineRule="auto"/>
+        <w:rPr>
+          <w:rFonts w:ascii="Times New Roman" w:eastAsia="Times New Roman" w:hAnsi="Times New Roman" w:cs="Times New Roman"/>
+          <w:sz w:val="24"/>
+          <w:szCs w:val="24"/>
+          <w:lang w:eastAsia="es-ES"/>
+        </w:rPr>
+      </w:pPr>
+      <w:r>
+        <w:rPr>
+          <w:rFonts w:ascii="Times New Roman" w:eastAsia="Times New Roman" w:hAnsi="Times New Roman" w:cs="Times New Roman"/>
+          <w:sz w:val="24"/>
+          <w:szCs w:val="24"/>
+          <w:lang w:eastAsia="es-ES"/>
+        </w:rPr>
+        <w:t>Copia n bytes de memoria de origen a destino.</w:t>
+      </w:r>
+    </w:p>
+    <w:p>
+      <w:pPr>
+        <w:spacing w:before="100" w:beforeAutospacing="1" w:after="100" w:afterAutospacing="1" w:line="240" w:lineRule="auto"/>
+        <w:rPr>
+          <w:rFonts w:ascii="Times New Roman" w:eastAsia="Times New Roman" w:hAnsi="Times New Roman" w:cs="Times New Roman"/>
+          <w:sz w:val="24"/>
+          <w:szCs w:val="24"/>
+          <w:lang w:eastAsia="es-ES"/>
+        </w:rPr>
+      </w:pPr>
+      <w:r>
+        <w:rPr>
+          <w:rFonts w:ascii="Times New Roman" w:eastAsia="Times New Roman" w:hAnsi="Symbol" w:cs="Times New Roman"/>
+          <w:sz w:val="24"/>
+          <w:szCs w:val="24"/>
+          <w:lang w:eastAsia="es-ES"/>
+        </w:rPr>
+        <w:t></w:t>
+      </w:r>
+      <w:r>
+        <w:rPr>
+          <w:rFonts w:ascii="Times New Roman" w:eastAsia="Times New Roman" w:hAnsi="Times New Roman" w:cs="Times New Roman"/>
+          <w:sz w:val="24"/>
+          <w:szCs w:val="24"/>
+          <w:lang w:eastAsia="es-ES"/>
+        </w:rPr>
+        <w:t xml:space="preserve">  </w:t>
+      </w:r>
+      <w:proofErr w:type="spellStart"/>
+      <w:proofErr w:type="gramStart"/>
+      <w:r>
+        <w:rPr>
+          <w:rFonts w:ascii="Times New Roman" w:eastAsia="Times New Roman" w:hAnsi="Times New Roman" w:cs="Times New Roman"/>
+          <w:sz w:val="24"/>
+          <w:szCs w:val="24"/>
+          <w:lang w:eastAsia="es-ES"/>
+        </w:rPr>
+        <w:t>memmove</w:t>
+      </w:r>
+      <w:proofErr w:type="spellEnd"/>
+      <w:proofErr w:type="gramEnd"/>
+    </w:p>
+    <w:p>
+      <w:pPr>
+        <w:spacing w:before="100" w:beforeAutospacing="1" w:after="100" w:afterAutospacing="1" w:line="240" w:lineRule="auto"/>
+        <w:rPr>
+          <w:rFonts w:ascii="Times New Roman" w:eastAsia="Times New Roman" w:hAnsi="Times New Roman" w:cs="Times New Roman"/>
+          <w:sz w:val="24"/>
+          <w:szCs w:val="24"/>
+          <w:lang w:val="en-US" w:eastAsia="es-ES"/>
+        </w:rPr>
+      </w:pPr>
+      <w:r>
+        <w:rPr>
+          <w:rFonts w:ascii="Times New Roman" w:eastAsia="Times New Roman" w:hAnsi="Times New Roman" w:cs="Times New Roman"/>
+          <w:sz w:val="24"/>
+          <w:szCs w:val="24"/>
+          <w:lang w:val="en-US" w:eastAsia="es-ES"/>
+        </w:rPr>
+        <w:lastRenderedPageBreak/>
+        <w:t>memmove(/*void *destino*/, /*const void *origen*/, /*size_t n*/)</w:t>
+      </w:r>
+    </w:p>
+    <w:p>
+      <w:pPr>
+        <w:spacing w:before="100" w:beforeAutospacing="1" w:after="100" w:afterAutospacing="1" w:line="240" w:lineRule="auto"/>
+        <w:rPr>
+          <w:rFonts w:ascii="Times New Roman" w:eastAsia="Times New Roman" w:hAnsi="Times New Roman" w:cs="Times New Roman"/>
+          <w:sz w:val="24"/>
+          <w:szCs w:val="24"/>
+          <w:lang w:eastAsia="es-ES"/>
+        </w:rPr>
+      </w:pPr>
+      <w:r>
+        <w:rPr>
+          <w:rFonts w:ascii="Times New Roman" w:eastAsia="Times New Roman" w:hAnsi="Times New Roman" w:cs="Times New Roman"/>
+          <w:sz w:val="24"/>
+          <w:szCs w:val="24"/>
+          <w:lang w:eastAsia="es-ES"/>
+        </w:rPr>
+        <w:t>Copia n bytes de memoria de origen a destino (segura con solapamiento de memoria).</w:t>
+      </w:r>
+    </w:p>
+    <w:p>
+      <w:pPr>
+        <w:spacing w:before="100" w:beforeAutospacing="1" w:after="100" w:afterAutospacing="1" w:line="240" w:lineRule="auto"/>
+        <w:rPr>
+          <w:rFonts w:ascii="Times New Roman" w:eastAsia="Times New Roman" w:hAnsi="Times New Roman" w:cs="Times New Roman"/>
+          <w:sz w:val="24"/>
+          <w:szCs w:val="24"/>
+          <w:lang w:val="en-US" w:eastAsia="es-ES"/>
+        </w:rPr>
+      </w:pPr>
+      <w:r>
+        <w:rPr>
+          <w:rFonts w:ascii="Times New Roman" w:eastAsia="Times New Roman" w:hAnsi="Symbol" w:cs="Times New Roman"/>
+          <w:sz w:val="24"/>
+          <w:szCs w:val="24"/>
+          <w:lang w:eastAsia="es-ES"/>
+        </w:rPr>
+        <w:t></w:t>
+      </w:r>
+      <w:r>
+        <w:rPr>
+          <w:rFonts w:ascii="Times New Roman" w:eastAsia="Times New Roman" w:hAnsi="Times New Roman" w:cs="Times New Roman"/>
+          <w:sz w:val="24"/>
+          <w:szCs w:val="24"/>
+          <w:lang w:val="en-US" w:eastAsia="es-ES"/>
+        </w:rPr>
+        <w:t xml:space="preserve">  </w:t>
+      </w:r>
+      <w:proofErr w:type="gramStart"/>
+      <w:r>
+        <w:rPr>
+          <w:rFonts w:ascii="Times New Roman" w:eastAsia="Times New Roman" w:hAnsi="Times New Roman" w:cs="Times New Roman"/>
+          <w:sz w:val="24"/>
+          <w:szCs w:val="24"/>
+          <w:lang w:val="en-US" w:eastAsia="es-ES"/>
+        </w:rPr>
+        <w:t>memcmp</w:t>
+      </w:r>
+      <w:proofErr w:type="gramEnd"/>
+    </w:p>
+    <w:p>
+      <w:pPr>
+        <w:spacing w:before="100" w:beforeAutospacing="1" w:after="100" w:afterAutospacing="1" w:line="240" w:lineRule="auto"/>
+        <w:rPr>
+          <w:rFonts w:ascii="Times New Roman" w:eastAsia="Times New Roman" w:hAnsi="Times New Roman" w:cs="Times New Roman"/>
+          <w:sz w:val="24"/>
+          <w:szCs w:val="24"/>
+          <w:lang w:val="en-US" w:eastAsia="es-ES"/>
+        </w:rPr>
+      </w:pPr>
+      <w:r>
+        <w:rPr>
+          <w:rFonts w:ascii="Times New Roman" w:eastAsia="Times New Roman" w:hAnsi="Times New Roman" w:cs="Times New Roman"/>
+          <w:sz w:val="24"/>
+          <w:szCs w:val="24"/>
+          <w:lang w:val="en-US" w:eastAsia="es-ES"/>
+        </w:rPr>
+        <w:t>memcmp(/*const void *s1*/, /*const void *s2*/, /*size_t n*/)</w:t>
+      </w:r>
+    </w:p>
+    <w:p>
+      <w:pPr>
+        <w:spacing w:before="100" w:beforeAutospacing="1" w:after="100" w:afterAutospacing="1" w:line="240" w:lineRule="auto"/>
+        <w:rPr>
+          <w:rFonts w:ascii="Times New Roman" w:eastAsia="Times New Roman" w:hAnsi="Times New Roman" w:cs="Times New Roman"/>
+          <w:sz w:val="24"/>
+          <w:szCs w:val="24"/>
+          <w:lang w:eastAsia="es-ES"/>
+        </w:rPr>
+      </w:pPr>
+      <w:r>
+        <w:rPr>
+          <w:rFonts w:ascii="Times New Roman" w:eastAsia="Times New Roman" w:hAnsi="Times New Roman" w:cs="Times New Roman"/>
+          <w:sz w:val="24"/>
+          <w:szCs w:val="24"/>
+          <w:lang w:eastAsia="es-ES"/>
+        </w:rPr>
+        <w:t xml:space="preserve">Compara </w:t>
+      </w:r>
+      <w:proofErr w:type="gramStart"/>
+      <w:r>
+        <w:rPr>
+          <w:rFonts w:ascii="Times New Roman" w:eastAsia="Times New Roman" w:hAnsi="Times New Roman" w:cs="Times New Roman"/>
+          <w:sz w:val="24"/>
+          <w:szCs w:val="24"/>
+          <w:lang w:eastAsia="es-ES"/>
+        </w:rPr>
+        <w:t>los primeros</w:t>
+      </w:r>
+      <w:proofErr w:type="gramEnd"/>
+      <w:r>
+        <w:rPr>
+          <w:rFonts w:ascii="Times New Roman" w:eastAsia="Times New Roman" w:hAnsi="Times New Roman" w:cs="Times New Roman"/>
+          <w:sz w:val="24"/>
+          <w:szCs w:val="24"/>
+          <w:lang w:eastAsia="es-ES"/>
+        </w:rPr>
+        <w:t xml:space="preserve"> n bytes de dos áreas de memoria.</w:t>
+      </w:r>
+    </w:p>
+    <w:p>
+      <w:pPr>
+        <w:spacing w:before="100" w:beforeAutospacing="1" w:after="100" w:afterAutospacing="1" w:line="240" w:lineRule="auto"/>
+        <w:rPr>
+          <w:rFonts w:ascii="Times New Roman" w:eastAsia="Times New Roman" w:hAnsi="Times New Roman" w:cs="Times New Roman"/>
+          <w:sz w:val="24"/>
+          <w:szCs w:val="24"/>
+          <w:lang w:val="en-US" w:eastAsia="es-ES"/>
+        </w:rPr>
+      </w:pPr>
+      <w:r>
+        <w:rPr>
+          <w:rFonts w:ascii="Times New Roman" w:eastAsia="Times New Roman" w:hAnsi="Symbol" w:cs="Times New Roman"/>
+          <w:sz w:val="24"/>
+          <w:szCs w:val="24"/>
+          <w:lang w:eastAsia="es-ES"/>
+        </w:rPr>
+        <w:t></w:t>
+      </w:r>
+      <w:r>
+        <w:rPr>
+          <w:rFonts w:ascii="Times New Roman" w:eastAsia="Times New Roman" w:hAnsi="Times New Roman" w:cs="Times New Roman"/>
+          <w:sz w:val="24"/>
+          <w:szCs w:val="24"/>
+          <w:lang w:val="en-US" w:eastAsia="es-ES"/>
+        </w:rPr>
+        <w:t xml:space="preserve">  </w:t>
+      </w:r>
+      <w:proofErr w:type="gramStart"/>
+      <w:r>
+        <w:rPr>
+          <w:rFonts w:ascii="Times New Roman" w:eastAsia="Times New Roman" w:hAnsi="Times New Roman" w:cs="Times New Roman"/>
+          <w:sz w:val="24"/>
+          <w:szCs w:val="24"/>
+          <w:lang w:val="en-US" w:eastAsia="es-ES"/>
+        </w:rPr>
+        <w:t>memset</w:t>
+      </w:r>
+      <w:proofErr w:type="gramEnd"/>
+    </w:p>
+    <w:p>
+      <w:pPr>
+        <w:spacing w:before="100" w:beforeAutospacing="1" w:after="100" w:afterAutospacing="1" w:line="240" w:lineRule="auto"/>
+        <w:rPr>
+          <w:rFonts w:ascii="Times New Roman" w:eastAsia="Times New Roman" w:hAnsi="Times New Roman" w:cs="Times New Roman"/>
+          <w:sz w:val="24"/>
+          <w:szCs w:val="24"/>
+          <w:lang w:val="en-US" w:eastAsia="es-ES"/>
+        </w:rPr>
+      </w:pPr>
+      <w:r>
+        <w:rPr>
+          <w:rFonts w:ascii="Times New Roman" w:eastAsia="Times New Roman" w:hAnsi="Times New Roman" w:cs="Times New Roman"/>
+          <w:sz w:val="24"/>
+          <w:szCs w:val="24"/>
+          <w:lang w:val="en-US" w:eastAsia="es-ES"/>
+        </w:rPr>
+        <w:t>memset(/*void *s*/, /*int valor*/, /*size_t n*/)</w:t>
+      </w:r>
+    </w:p>
+    <w:p>
+      <w:pPr>
+        <w:spacing w:before="100" w:beforeAutospacing="1" w:after="100" w:afterAutospacing="1" w:line="240" w:lineRule="auto"/>
+        <w:rPr>
+          <w:rFonts w:ascii="Times New Roman" w:eastAsia="Times New Roman" w:hAnsi="Times New Roman" w:cs="Times New Roman"/>
+          <w:sz w:val="24"/>
+          <w:szCs w:val="24"/>
+          <w:lang w:eastAsia="es-ES"/>
+        </w:rPr>
+      </w:pPr>
+      <w:r>
+        <w:rPr>
+          <w:rFonts w:ascii="Times New Roman" w:eastAsia="Times New Roman" w:hAnsi="Times New Roman" w:cs="Times New Roman"/>
+          <w:sz w:val="24"/>
+          <w:szCs w:val="24"/>
+          <w:lang w:eastAsia="es-ES"/>
+        </w:rPr>
+        <w:t xml:space="preserve">Rellena </w:t>
+      </w:r>
+      <w:proofErr w:type="gramStart"/>
+      <w:r>
+        <w:rPr>
+          <w:rFonts w:ascii="Times New Roman" w:eastAsia="Times New Roman" w:hAnsi="Times New Roman" w:cs="Times New Roman"/>
+          <w:sz w:val="24"/>
+          <w:szCs w:val="24"/>
+          <w:lang w:eastAsia="es-ES"/>
+        </w:rPr>
+        <w:t>los primeros</w:t>
+      </w:r>
+      <w:proofErr w:type="gramEnd"/>
+      <w:r>
+        <w:rPr>
+          <w:rFonts w:ascii="Times New Roman" w:eastAsia="Times New Roman" w:hAnsi="Times New Roman" w:cs="Times New Roman"/>
+          <w:sz w:val="24"/>
+          <w:szCs w:val="24"/>
+          <w:lang w:eastAsia="es-ES"/>
+        </w:rPr>
+        <w:t xml:space="preserve"> n bytes del área de memoria s con el valor.</w:t>
+      </w:r>
+    </w:p>
+    <w:p>
+      <w:pPr>
+        <w:spacing w:before="100" w:beforeAutospacing="1" w:after="100" w:afterAutospacing="1" w:line="240" w:lineRule="auto"/>
+        <w:rPr>
+          <w:rFonts w:ascii="Times New Roman" w:eastAsia="Times New Roman" w:hAnsi="Times New Roman" w:cs="Times New Roman"/>
+          <w:sz w:val="24"/>
+          <w:szCs w:val="24"/>
+          <w:lang w:eastAsia="es-ES"/>
+        </w:rPr>
+      </w:pPr>
+      <w:r>
+        <w:rPr>
+          <w:rFonts w:ascii="Times New Roman" w:eastAsia="Times New Roman" w:hAnsi="Symbol" w:cs="Times New Roman"/>
+          <w:sz w:val="24"/>
+          <w:szCs w:val="24"/>
+          <w:lang w:eastAsia="es-ES"/>
+        </w:rPr>
+        <w:t></w:t>
+      </w:r>
+      <w:r>
+        <w:rPr>
+          <w:rFonts w:ascii="Times New Roman" w:eastAsia="Times New Roman" w:hAnsi="Times New Roman" w:cs="Times New Roman"/>
+          <w:sz w:val="24"/>
+          <w:szCs w:val="24"/>
+          <w:lang w:eastAsia="es-ES"/>
+        </w:rPr>
+        <w:t xml:space="preserve">  </w:t>
+      </w:r>
+      <w:proofErr w:type="spellStart"/>
+      <w:proofErr w:type="gramStart"/>
+      <w:r>
+        <w:rPr>
+          <w:rFonts w:ascii="Times New Roman" w:eastAsia="Times New Roman" w:hAnsi="Times New Roman" w:cs="Times New Roman"/>
+          <w:sz w:val="24"/>
+          <w:szCs w:val="24"/>
+          <w:lang w:eastAsia="es-ES"/>
+        </w:rPr>
+        <w:t>strerror</w:t>
+      </w:r>
+      <w:proofErr w:type="spellEnd"/>
+      <w:proofErr w:type="gramEnd"/>
+    </w:p>
+    <w:p>
+      <w:pPr>
+        <w:spacing w:before="100" w:beforeAutospacing="1" w:after="100" w:afterAutospacing="1" w:line="240" w:lineRule="auto"/>
+        <w:rPr>
+          <w:rFonts w:ascii="Times New Roman" w:eastAsia="Times New Roman" w:hAnsi="Times New Roman" w:cs="Times New Roman"/>
+          <w:sz w:val="24"/>
+          <w:szCs w:val="24"/>
+          <w:lang w:eastAsia="es-ES"/>
+        </w:rPr>
+      </w:pPr>
+      <w:proofErr w:type="spellStart"/>
+      <w:proofErr w:type="gramStart"/>
+      <w:r>
+        <w:rPr>
+          <w:rFonts w:ascii="Times New Roman" w:eastAsia="Times New Roman" w:hAnsi="Times New Roman" w:cs="Times New Roman"/>
+          <w:sz w:val="24"/>
+          <w:szCs w:val="24"/>
+          <w:lang w:eastAsia="es-ES"/>
+        </w:rPr>
+        <w:t>strerror</w:t>
+      </w:r>
+      <w:proofErr w:type="spellEnd"/>
+      <w:proofErr w:type="gramEnd"/>
+      <w:r>
+        <w:rPr>
+          <w:rFonts w:ascii="Times New Roman" w:eastAsia="Times New Roman" w:hAnsi="Times New Roman" w:cs="Times New Roman"/>
+          <w:sz w:val="24"/>
+          <w:szCs w:val="24"/>
+          <w:lang w:eastAsia="es-ES"/>
+        </w:rPr>
+        <w:t>(/*</w:t>
+      </w:r>
+      <w:proofErr w:type="spellStart"/>
+      <w:r>
+        <w:rPr>
+          <w:rFonts w:ascii="Times New Roman" w:eastAsia="Times New Roman" w:hAnsi="Times New Roman" w:cs="Times New Roman"/>
+          <w:sz w:val="24"/>
+          <w:szCs w:val="24"/>
+          <w:lang w:eastAsia="es-ES"/>
+        </w:rPr>
+        <w:t>int</w:t>
+      </w:r>
+      <w:proofErr w:type="spellEnd"/>
+      <w:r>
+        <w:rPr>
+          <w:rFonts w:ascii="Times New Roman" w:eastAsia="Times New Roman" w:hAnsi="Times New Roman" w:cs="Times New Roman"/>
+          <w:sz w:val="24"/>
+          <w:szCs w:val="24"/>
+          <w:lang w:eastAsia="es-ES"/>
+        </w:rPr>
+        <w:t xml:space="preserve"> </w:t>
+      </w:r>
+      <w:proofErr w:type="spellStart"/>
+      <w:r>
+        <w:rPr>
+          <w:rFonts w:ascii="Times New Roman" w:eastAsia="Times New Roman" w:hAnsi="Times New Roman" w:cs="Times New Roman"/>
+          <w:sz w:val="24"/>
+          <w:szCs w:val="24"/>
+          <w:lang w:eastAsia="es-ES"/>
+        </w:rPr>
+        <w:t>errnum</w:t>
+      </w:r>
+      <w:proofErr w:type="spellEnd"/>
+      <w:r>
+        <w:rPr>
+          <w:rFonts w:ascii="Times New Roman" w:eastAsia="Times New Roman" w:hAnsi="Times New Roman" w:cs="Times New Roman"/>
+          <w:sz w:val="24"/>
+          <w:szCs w:val="24"/>
+          <w:lang w:eastAsia="es-ES"/>
+        </w:rPr>
+        <w:t>*/)</w:t>
+      </w:r>
+    </w:p>
+    <w:p>
+      <w:pPr>
+        <w:spacing w:before="100" w:beforeAutospacing="1" w:after="100" w:afterAutospacing="1" w:line="240" w:lineRule="auto"/>
+        <w:rPr>
+          <w:rFonts w:ascii="Times New Roman" w:eastAsia="Times New Roman" w:hAnsi="Times New Roman" w:cs="Times New Roman"/>
+          <w:sz w:val="24"/>
+          <w:szCs w:val="24"/>
+          <w:lang w:eastAsia="es-ES"/>
+        </w:rPr>
+      </w:pPr>
+      <w:r>
+        <w:rPr>
+          <w:rFonts w:ascii="Times New Roman" w:eastAsia="Times New Roman" w:hAnsi="Times New Roman" w:cs="Times New Roman"/>
+          <w:sz w:val="24"/>
+          <w:szCs w:val="24"/>
+          <w:lang w:eastAsia="es-ES"/>
+        </w:rPr>
+        <w:t xml:space="preserve">Devuelve un puntero a una cadena de mensaje de error que describe el error </w:t>
+      </w:r>
+      <w:proofErr w:type="spellStart"/>
+      <w:r>
+        <w:rPr>
+          <w:rFonts w:ascii="Times New Roman" w:eastAsia="Times New Roman" w:hAnsi="Times New Roman" w:cs="Times New Roman"/>
+          <w:sz w:val="24"/>
+          <w:szCs w:val="24"/>
+          <w:lang w:eastAsia="es-ES"/>
+        </w:rPr>
+        <w:t>errnum</w:t>
+      </w:r>
+      <w:proofErr w:type="spellEnd"/>
+      <w:r>
+        <w:rPr>
+          <w:rFonts w:ascii="Times New Roman" w:eastAsia="Times New Roman" w:hAnsi="Times New Roman" w:cs="Times New Roman"/>
+          <w:sz w:val="24"/>
+          <w:szCs w:val="24"/>
+          <w:lang w:eastAsia="es-ES"/>
+        </w:rPr>
+        <w:t>.</w:t>
+      </w:r>
+    </w:p>
+    <w:p>
+      <w:pPr>
+        <w:spacing w:before="100" w:beforeAutospacing="1" w:after="100" w:afterAutospacing="1" w:line="240" w:lineRule="auto"/>
+        <w:rPr>
+          <w:rFonts w:ascii="Times New Roman" w:eastAsia="Times New Roman" w:hAnsi="Times New Roman" w:cs="Times New Roman"/>
+          <w:sz w:val="24"/>
+          <w:szCs w:val="24"/>
+          <w:lang w:eastAsia="es-ES"/>
+        </w:rPr>
+      </w:pPr>
+      <w:bookmarkStart w:id="0" w:name="_GoBack"/>
+      <w:bookmarkEnd w:id="0"/>
     </w:p>
     <w:p>
       <w:pPr>
